--- a/documentos/Documentacion Evaluacion.docx
+++ b/documentos/Documentacion Evaluacion.docx
@@ -8,20 +8,1113 @@
           <w:lang w:val="es-MX"/>
         </w:rPr>
       </w:pPr>
-      <w:proofErr w:type="spellStart"/>
-      <w:r>
-        <w:rPr>
-          <w:lang w:val="es-MX"/>
-        </w:rPr>
-        <w:t>Documentacion</w:t>
-      </w:r>
-      <w:proofErr w:type="spellEnd"/>
-      <w:r>
-        <w:rPr>
-          <w:lang w:val="es-MX"/>
-        </w:rPr>
-        <w:t xml:space="preserve"> Evaluacion</w:t>
-      </w:r>
+      <w:r>
+        <w:rPr>
+          <w:lang w:val="es-MX"/>
+        </w:rPr>
+        <w:t>Documentación</w:t>
+      </w:r>
+      <w:r>
+        <w:rPr>
+          <w:lang w:val="es-MX"/>
+        </w:rPr>
+        <w:t xml:space="preserve"> </w:t>
+      </w:r>
+      <w:r>
+        <w:rPr>
+          <w:lang w:val="es-MX"/>
+        </w:rPr>
+        <w:t>Evaluación</w:t>
+      </w:r>
+    </w:p>
+    <w:p>
+      <w:pPr>
+        <w:rPr>
+          <w:lang w:val="es-MX"/>
+        </w:rPr>
+      </w:pPr>
+      <w:r>
+        <w:rPr>
+          <w:lang w:val="es-MX"/>
+        </w:rPr>
+        <w:t xml:space="preserve">Aprendices: </w:t>
+      </w:r>
+      <w:proofErr w:type="spellStart"/>
+      <w:r>
+        <w:rPr>
+          <w:lang w:val="es-MX"/>
+        </w:rPr>
+        <w:t>Andres</w:t>
+      </w:r>
+      <w:proofErr w:type="spellEnd"/>
+      <w:r>
+        <w:rPr>
+          <w:lang w:val="es-MX"/>
+        </w:rPr>
+        <w:t xml:space="preserve"> </w:t>
+      </w:r>
+      <w:r>
+        <w:rPr>
+          <w:lang w:val="es-MX"/>
+        </w:rPr>
+        <w:tab/>
+        <w:t xml:space="preserve">Felipe Sanabria Andrade, Miguel </w:t>
+      </w:r>
+      <w:proofErr w:type="spellStart"/>
+      <w:r>
+        <w:rPr>
+          <w:lang w:val="es-MX"/>
+        </w:rPr>
+        <w:t>Angel</w:t>
+      </w:r>
+      <w:proofErr w:type="spellEnd"/>
+      <w:r>
+        <w:rPr>
+          <w:lang w:val="es-MX"/>
+        </w:rPr>
+        <w:t xml:space="preserve"> Solarte Aristizabal, Brandon Steven Piedrahita, Jean Pierre Mejia Muñoz</w:t>
+      </w:r>
+    </w:p>
+    <w:p>
+      <w:pPr>
+        <w:rPr>
+          <w:lang w:val="es-MX"/>
+        </w:rPr>
+      </w:pPr>
+      <w:r>
+        <w:rPr>
+          <w:lang w:val="es-MX"/>
+        </w:rPr>
+        <w:t>Para la realización de esta evaluación se tuvo que crear un repositorio el cual debía ser manejado por cuatros personas y que cada uno manejara su rama propia, a continuación, se muestran los pasos a seguir:</w:t>
+      </w:r>
+    </w:p>
+    <w:p>
+      <w:pPr>
+        <w:rPr>
+          <w:lang w:val="es-MX"/>
+        </w:rPr>
+      </w:pPr>
+    </w:p>
+    <w:p>
+      <w:pPr>
+        <w:rPr>
+          <w:lang w:val="es-MX"/>
+        </w:rPr>
+      </w:pPr>
+      <w:r>
+        <w:rPr>
+          <w:lang w:val="es-MX"/>
+        </w:rPr>
+        <w:t>Paso 1: Crear la carpeta para inicializar el repositorio con el comando (</w:t>
+      </w:r>
+      <w:proofErr w:type="spellStart"/>
+      <w:r>
+        <w:rPr>
+          <w:lang w:val="es-MX"/>
+        </w:rPr>
+        <w:t>git</w:t>
+      </w:r>
+      <w:proofErr w:type="spellEnd"/>
+      <w:r>
+        <w:rPr>
+          <w:lang w:val="es-MX"/>
+        </w:rPr>
+        <w:t xml:space="preserve"> </w:t>
+      </w:r>
+      <w:proofErr w:type="spellStart"/>
+      <w:r>
+        <w:rPr>
+          <w:lang w:val="es-MX"/>
+        </w:rPr>
+        <w:t>init</w:t>
+      </w:r>
+      <w:proofErr w:type="spellEnd"/>
+      <w:r>
+        <w:rPr>
+          <w:lang w:val="es-MX"/>
+        </w:rPr>
+        <w:t xml:space="preserve">) después cambiar el nombre de la rama principal de </w:t>
+      </w:r>
+      <w:proofErr w:type="gramStart"/>
+      <w:r>
+        <w:rPr>
+          <w:lang w:val="es-MX"/>
+        </w:rPr>
+        <w:t>master</w:t>
+      </w:r>
+      <w:proofErr w:type="gramEnd"/>
+      <w:r>
+        <w:rPr>
+          <w:lang w:val="es-MX"/>
+        </w:rPr>
+        <w:t xml:space="preserve"> a </w:t>
+      </w:r>
+      <w:proofErr w:type="spellStart"/>
+      <w:r>
+        <w:rPr>
+          <w:lang w:val="es-MX"/>
+        </w:rPr>
+        <w:t>main</w:t>
+      </w:r>
+      <w:proofErr w:type="spellEnd"/>
+      <w:r>
+        <w:rPr>
+          <w:lang w:val="es-MX"/>
+        </w:rPr>
+        <w:t xml:space="preserve"> consecuentemente crear un archivo README.md para la rama </w:t>
+      </w:r>
+      <w:proofErr w:type="spellStart"/>
+      <w:r>
+        <w:rPr>
+          <w:lang w:val="es-MX"/>
+        </w:rPr>
+        <w:t>main</w:t>
+      </w:r>
+      <w:proofErr w:type="spellEnd"/>
+      <w:r>
+        <w:rPr>
+          <w:lang w:val="es-MX"/>
+        </w:rPr>
+        <w:t xml:space="preserve"> con el comando (</w:t>
+      </w:r>
+      <w:proofErr w:type="gramStart"/>
+      <w:r>
+        <w:rPr>
+          <w:lang w:val="es-MX"/>
+        </w:rPr>
+        <w:t>echo ”</w:t>
+      </w:r>
+      <w:proofErr w:type="gramEnd"/>
+      <w:r>
+        <w:rPr>
+          <w:lang w:val="es-MX"/>
+        </w:rPr>
+        <w:t xml:space="preserve"># Practica </w:t>
+      </w:r>
+      <w:proofErr w:type="gramStart"/>
+      <w:r>
+        <w:rPr>
+          <w:lang w:val="es-MX"/>
+        </w:rPr>
+        <w:t>Git ”</w:t>
+      </w:r>
+      <w:proofErr w:type="gramEnd"/>
+      <w:r>
+        <w:rPr>
+          <w:lang w:val="es-MX"/>
+        </w:rPr>
+        <w:t>&gt; README.md) y agregarlo a la rama con el comando (</w:t>
+      </w:r>
+      <w:proofErr w:type="spellStart"/>
+      <w:r>
+        <w:rPr>
+          <w:lang w:val="es-MX"/>
+        </w:rPr>
+        <w:t>git</w:t>
+      </w:r>
+      <w:proofErr w:type="spellEnd"/>
+      <w:r>
+        <w:rPr>
+          <w:lang w:val="es-MX"/>
+        </w:rPr>
+        <w:t xml:space="preserve"> </w:t>
+      </w:r>
+      <w:proofErr w:type="gramStart"/>
+      <w:r>
+        <w:rPr>
+          <w:lang w:val="es-MX"/>
+        </w:rPr>
+        <w:t>add .</w:t>
+      </w:r>
+      <w:proofErr w:type="gramEnd"/>
+      <w:r>
+        <w:rPr>
+          <w:lang w:val="es-MX"/>
+        </w:rPr>
+        <w:t xml:space="preserve">) después deberemos hacer un </w:t>
+      </w:r>
+      <w:proofErr w:type="spellStart"/>
+      <w:r>
+        <w:rPr>
+          <w:lang w:val="es-MX"/>
+        </w:rPr>
+        <w:t>commit</w:t>
+      </w:r>
+      <w:proofErr w:type="spellEnd"/>
+      <w:r>
+        <w:rPr>
+          <w:lang w:val="es-MX"/>
+        </w:rPr>
+        <w:t xml:space="preserve"> de lo que hicimos (</w:t>
+      </w:r>
+      <w:proofErr w:type="spellStart"/>
+      <w:r>
+        <w:rPr>
+          <w:lang w:val="es-MX"/>
+        </w:rPr>
+        <w:t>git</w:t>
+      </w:r>
+      <w:proofErr w:type="spellEnd"/>
+      <w:r>
+        <w:rPr>
+          <w:lang w:val="es-MX"/>
+        </w:rPr>
+        <w:t xml:space="preserve"> </w:t>
+      </w:r>
+      <w:proofErr w:type="spellStart"/>
+      <w:r>
+        <w:rPr>
+          <w:lang w:val="es-MX"/>
+        </w:rPr>
+        <w:t>commit</w:t>
+      </w:r>
+      <w:proofErr w:type="spellEnd"/>
+      <w:r>
+        <w:rPr>
+          <w:lang w:val="es-MX"/>
+        </w:rPr>
+        <w:t xml:space="preserve"> -m “V1”).</w:t>
+      </w:r>
+    </w:p>
+    <w:p>
+      <w:pPr>
+        <w:rPr>
+          <w:lang w:val="es-MX"/>
+        </w:rPr>
+      </w:pPr>
+      <w:r>
+        <w:rPr>
+          <w:lang w:val="es-MX"/>
+        </w:rPr>
+        <w:drawing>
+          <wp:inline distT="0" distB="0" distL="0" distR="0" wp14:anchorId="17D63721" wp14:editId="22089792">
+            <wp:extent cx="5400040" cy="2519045"/>
+            <wp:effectExtent l="0" t="0" r="0" b="0"/>
+            <wp:docPr id="1269252073" name="Imagen 1"/>
+            <wp:cNvGraphicFramePr>
+              <a:graphicFrameLocks xmlns:a="http://schemas.openxmlformats.org/drawingml/2006/main" noChangeAspect="1"/>
+            </wp:cNvGraphicFramePr>
+            <a:graphic xmlns:a="http://schemas.openxmlformats.org/drawingml/2006/main">
+              <a:graphicData uri="http://schemas.openxmlformats.org/drawingml/2006/picture">
+                <pic:pic xmlns:pic="http://schemas.openxmlformats.org/drawingml/2006/picture">
+                  <pic:nvPicPr>
+                    <pic:cNvPr id="1269252073" name=""/>
+                    <pic:cNvPicPr/>
+                  </pic:nvPicPr>
+                  <pic:blipFill>
+                    <a:blip r:embed="rId4"/>
+                    <a:stretch>
+                      <a:fillRect/>
+                    </a:stretch>
+                  </pic:blipFill>
+                  <pic:spPr>
+                    <a:xfrm>
+                      <a:off x="0" y="0"/>
+                      <a:ext cx="5400040" cy="2519045"/>
+                    </a:xfrm>
+                    <a:prstGeom prst="rect">
+                      <a:avLst/>
+                    </a:prstGeom>
+                  </pic:spPr>
+                </pic:pic>
+              </a:graphicData>
+            </a:graphic>
+          </wp:inline>
+        </w:drawing>
+      </w:r>
+    </w:p>
+    <w:p>
+      <w:pPr>
+        <w:rPr>
+          <w:lang w:val="es-MX"/>
+        </w:rPr>
+      </w:pPr>
+      <w:r>
+        <w:rPr>
+          <w:lang w:val="es-MX"/>
+        </w:rPr>
+        <w:drawing>
+          <wp:inline distT="0" distB="0" distL="0" distR="0" wp14:anchorId="2CFF66F1" wp14:editId="03BC18FD">
+            <wp:extent cx="5400040" cy="2909570"/>
+            <wp:effectExtent l="0" t="0" r="0" b="5080"/>
+            <wp:docPr id="2034307491" name="Imagen 1"/>
+            <wp:cNvGraphicFramePr>
+              <a:graphicFrameLocks xmlns:a="http://schemas.openxmlformats.org/drawingml/2006/main" noChangeAspect="1"/>
+            </wp:cNvGraphicFramePr>
+            <a:graphic xmlns:a="http://schemas.openxmlformats.org/drawingml/2006/main">
+              <a:graphicData uri="http://schemas.openxmlformats.org/drawingml/2006/picture">
+                <pic:pic xmlns:pic="http://schemas.openxmlformats.org/drawingml/2006/picture">
+                  <pic:nvPicPr>
+                    <pic:cNvPr id="2034307491" name=""/>
+                    <pic:cNvPicPr/>
+                  </pic:nvPicPr>
+                  <pic:blipFill>
+                    <a:blip r:embed="rId5"/>
+                    <a:stretch>
+                      <a:fillRect/>
+                    </a:stretch>
+                  </pic:blipFill>
+                  <pic:spPr>
+                    <a:xfrm>
+                      <a:off x="0" y="0"/>
+                      <a:ext cx="5400040" cy="2909570"/>
+                    </a:xfrm>
+                    <a:prstGeom prst="rect">
+                      <a:avLst/>
+                    </a:prstGeom>
+                  </pic:spPr>
+                </pic:pic>
+              </a:graphicData>
+            </a:graphic>
+          </wp:inline>
+        </w:drawing>
+      </w:r>
+    </w:p>
+    <w:p>
+      <w:pPr>
+        <w:rPr>
+          <w:lang w:val="es-MX"/>
+        </w:rPr>
+      </w:pPr>
+      <w:r>
+        <w:rPr>
+          <w:lang w:val="es-MX"/>
+        </w:rPr>
+        <w:lastRenderedPageBreak/>
+        <w:drawing>
+          <wp:inline distT="0" distB="0" distL="0" distR="0" wp14:anchorId="58D0848B" wp14:editId="52799F6A">
+            <wp:extent cx="5077534" cy="3105583"/>
+            <wp:effectExtent l="0" t="0" r="8890" b="0"/>
+            <wp:docPr id="436573344" name="Imagen 1"/>
+            <wp:cNvGraphicFramePr>
+              <a:graphicFrameLocks xmlns:a="http://schemas.openxmlformats.org/drawingml/2006/main" noChangeAspect="1"/>
+            </wp:cNvGraphicFramePr>
+            <a:graphic xmlns:a="http://schemas.openxmlformats.org/drawingml/2006/main">
+              <a:graphicData uri="http://schemas.openxmlformats.org/drawingml/2006/picture">
+                <pic:pic xmlns:pic="http://schemas.openxmlformats.org/drawingml/2006/picture">
+                  <pic:nvPicPr>
+                    <pic:cNvPr id="436573344" name=""/>
+                    <pic:cNvPicPr/>
+                  </pic:nvPicPr>
+                  <pic:blipFill>
+                    <a:blip r:embed="rId6"/>
+                    <a:stretch>
+                      <a:fillRect/>
+                    </a:stretch>
+                  </pic:blipFill>
+                  <pic:spPr>
+                    <a:xfrm>
+                      <a:off x="0" y="0"/>
+                      <a:ext cx="5077534" cy="3105583"/>
+                    </a:xfrm>
+                    <a:prstGeom prst="rect">
+                      <a:avLst/>
+                    </a:prstGeom>
+                  </pic:spPr>
+                </pic:pic>
+              </a:graphicData>
+            </a:graphic>
+          </wp:inline>
+        </w:drawing>
+      </w:r>
+    </w:p>
+    <w:p>
+      <w:pPr>
+        <w:rPr>
+          <w:lang w:val="es-MX"/>
+        </w:rPr>
+      </w:pPr>
+      <w:r>
+        <w:rPr>
+          <w:lang w:val="es-MX"/>
+        </w:rPr>
+        <w:drawing>
+          <wp:inline distT="0" distB="0" distL="0" distR="0" wp14:anchorId="56012868" wp14:editId="0577FDFE">
+            <wp:extent cx="4944165" cy="552527"/>
+            <wp:effectExtent l="0" t="0" r="8890" b="0"/>
+            <wp:docPr id="490315733" name="Imagen 1"/>
+            <wp:cNvGraphicFramePr>
+              <a:graphicFrameLocks xmlns:a="http://schemas.openxmlformats.org/drawingml/2006/main" noChangeAspect="1"/>
+            </wp:cNvGraphicFramePr>
+            <a:graphic xmlns:a="http://schemas.openxmlformats.org/drawingml/2006/main">
+              <a:graphicData uri="http://schemas.openxmlformats.org/drawingml/2006/picture">
+                <pic:pic xmlns:pic="http://schemas.openxmlformats.org/drawingml/2006/picture">
+                  <pic:nvPicPr>
+                    <pic:cNvPr id="490315733" name=""/>
+                    <pic:cNvPicPr/>
+                  </pic:nvPicPr>
+                  <pic:blipFill>
+                    <a:blip r:embed="rId7"/>
+                    <a:stretch>
+                      <a:fillRect/>
+                    </a:stretch>
+                  </pic:blipFill>
+                  <pic:spPr>
+                    <a:xfrm>
+                      <a:off x="0" y="0"/>
+                      <a:ext cx="4944165" cy="552527"/>
+                    </a:xfrm>
+                    <a:prstGeom prst="rect">
+                      <a:avLst/>
+                    </a:prstGeom>
+                  </pic:spPr>
+                </pic:pic>
+              </a:graphicData>
+            </a:graphic>
+          </wp:inline>
+        </w:drawing>
+      </w:r>
+    </w:p>
+    <w:p>
+      <w:pPr>
+        <w:rPr>
+          <w:lang w:val="es-MX"/>
+        </w:rPr>
+      </w:pPr>
+    </w:p>
+    <w:p>
+      <w:pPr>
+        <w:rPr>
+          <w:lang w:val="es-MX"/>
+        </w:rPr>
+      </w:pPr>
+      <w:r>
+        <w:rPr>
+          <w:lang w:val="es-MX"/>
+        </w:rPr>
+        <w:t>Paso 2: Ahora crearemos las nuevas cuatro ramas que necesitaremos con el comando (</w:t>
+      </w:r>
+      <w:proofErr w:type="spellStart"/>
+      <w:r>
+        <w:rPr>
+          <w:lang w:val="es-MX"/>
+        </w:rPr>
+        <w:t>git</w:t>
+      </w:r>
+      <w:proofErr w:type="spellEnd"/>
+      <w:r>
+        <w:rPr>
+          <w:lang w:val="es-MX"/>
+        </w:rPr>
+        <w:t xml:space="preserve"> </w:t>
+      </w:r>
+      <w:proofErr w:type="spellStart"/>
+      <w:r>
+        <w:rPr>
+          <w:lang w:val="es-MX"/>
+        </w:rPr>
+        <w:t>branch</w:t>
+      </w:r>
+      <w:proofErr w:type="spellEnd"/>
+      <w:r>
+        <w:rPr>
+          <w:lang w:val="es-MX"/>
+        </w:rPr>
+        <w:t xml:space="preserve"> estudiante1) así consecuentemente con cada una de las ramas y para verificar que las ramas ya se han creado usamos el comando (</w:t>
+      </w:r>
+      <w:proofErr w:type="spellStart"/>
+      <w:r>
+        <w:rPr>
+          <w:lang w:val="es-MX"/>
+        </w:rPr>
+        <w:t>git</w:t>
+      </w:r>
+      <w:proofErr w:type="spellEnd"/>
+      <w:r>
+        <w:rPr>
+          <w:lang w:val="es-MX"/>
+        </w:rPr>
+        <w:t xml:space="preserve"> </w:t>
+      </w:r>
+      <w:proofErr w:type="spellStart"/>
+      <w:r>
+        <w:rPr>
+          <w:lang w:val="es-MX"/>
+        </w:rPr>
+        <w:t>branch</w:t>
+      </w:r>
+      <w:proofErr w:type="spellEnd"/>
+      <w:r>
+        <w:rPr>
+          <w:lang w:val="es-MX"/>
+        </w:rPr>
+        <w:t>).</w:t>
+      </w:r>
+    </w:p>
+    <w:p>
+      <w:pPr>
+        <w:rPr>
+          <w:lang w:val="es-MX"/>
+        </w:rPr>
+      </w:pPr>
+      <w:r>
+        <w:rPr>
+          <w:lang w:val="es-MX"/>
+        </w:rPr>
+        <w:drawing>
+          <wp:inline distT="0" distB="0" distL="0" distR="0" wp14:anchorId="0BB59CDB" wp14:editId="514F3DEC">
+            <wp:extent cx="4858428" cy="2772162"/>
+            <wp:effectExtent l="0" t="0" r="0" b="9525"/>
+            <wp:docPr id="2059509590" name="Imagen 1"/>
+            <wp:cNvGraphicFramePr>
+              <a:graphicFrameLocks xmlns:a="http://schemas.openxmlformats.org/drawingml/2006/main" noChangeAspect="1"/>
+            </wp:cNvGraphicFramePr>
+            <a:graphic xmlns:a="http://schemas.openxmlformats.org/drawingml/2006/main">
+              <a:graphicData uri="http://schemas.openxmlformats.org/drawingml/2006/picture">
+                <pic:pic xmlns:pic="http://schemas.openxmlformats.org/drawingml/2006/picture">
+                  <pic:nvPicPr>
+                    <pic:cNvPr id="2059509590" name=""/>
+                    <pic:cNvPicPr/>
+                  </pic:nvPicPr>
+                  <pic:blipFill>
+                    <a:blip r:embed="rId8"/>
+                    <a:stretch>
+                      <a:fillRect/>
+                    </a:stretch>
+                  </pic:blipFill>
+                  <pic:spPr>
+                    <a:xfrm>
+                      <a:off x="0" y="0"/>
+                      <a:ext cx="4858428" cy="2772162"/>
+                    </a:xfrm>
+                    <a:prstGeom prst="rect">
+                      <a:avLst/>
+                    </a:prstGeom>
+                  </pic:spPr>
+                </pic:pic>
+              </a:graphicData>
+            </a:graphic>
+          </wp:inline>
+        </w:drawing>
+      </w:r>
+    </w:p>
+    <w:p>
+      <w:pPr>
+        <w:rPr>
+          <w:lang w:val="es-MX"/>
+        </w:rPr>
+      </w:pPr>
+    </w:p>
+    <w:p>
+      <w:pPr>
+        <w:rPr>
+          <w:lang w:val="es-MX"/>
+        </w:rPr>
+      </w:pPr>
+    </w:p>
+    <w:p>
+      <w:pPr>
+        <w:rPr>
+          <w:lang w:val="es-MX"/>
+        </w:rPr>
+      </w:pPr>
+      <w:r>
+        <w:rPr>
+          <w:lang w:val="es-MX"/>
+        </w:rPr>
+        <w:lastRenderedPageBreak/>
+        <w:t>Paso 3: Ahora deberemos conectar a nuestro repositorio con el mismo nombre que hicimos en local para que se puedan conectar con el comando (</w:t>
+      </w:r>
+      <w:proofErr w:type="spellStart"/>
+      <w:r>
+        <w:rPr>
+          <w:lang w:val="es-MX"/>
+        </w:rPr>
+        <w:t>git</w:t>
+      </w:r>
+      <w:proofErr w:type="spellEnd"/>
+      <w:r>
+        <w:rPr>
+          <w:lang w:val="es-MX"/>
+        </w:rPr>
+        <w:t xml:space="preserve"> remote </w:t>
+      </w:r>
+      <w:proofErr w:type="spellStart"/>
+      <w:r>
+        <w:rPr>
+          <w:lang w:val="es-MX"/>
+        </w:rPr>
+        <w:t>add</w:t>
+      </w:r>
+      <w:proofErr w:type="spellEnd"/>
+      <w:r>
+        <w:rPr>
+          <w:lang w:val="es-MX"/>
+        </w:rPr>
+        <w:t xml:space="preserve"> </w:t>
+      </w:r>
+      <w:proofErr w:type="spellStart"/>
+      <w:r>
+        <w:rPr>
+          <w:lang w:val="es-MX"/>
+        </w:rPr>
+        <w:t>origin</w:t>
+      </w:r>
+      <w:proofErr w:type="spellEnd"/>
+      <w:r>
+        <w:rPr>
+          <w:lang w:val="es-MX"/>
+        </w:rPr>
+        <w:t xml:space="preserve"> https://github.com/NOMBRE_DUEÑO_REPOSITORIO/evaluacion.git) y después enviar la rama </w:t>
+      </w:r>
+      <w:proofErr w:type="spellStart"/>
+      <w:r>
+        <w:rPr>
+          <w:lang w:val="es-MX"/>
+        </w:rPr>
+        <w:t>main</w:t>
+      </w:r>
+      <w:proofErr w:type="spellEnd"/>
+      <w:r>
+        <w:rPr>
+          <w:lang w:val="es-MX"/>
+        </w:rPr>
+        <w:t xml:space="preserve"> con el archivo README.md al repo con el comando (</w:t>
+      </w:r>
+      <w:proofErr w:type="spellStart"/>
+      <w:r>
+        <w:rPr>
+          <w:lang w:val="es-MX"/>
+        </w:rPr>
+        <w:t>git</w:t>
+      </w:r>
+      <w:proofErr w:type="spellEnd"/>
+      <w:r>
+        <w:rPr>
+          <w:lang w:val="es-MX"/>
+        </w:rPr>
+        <w:t xml:space="preserve"> </w:t>
+      </w:r>
+      <w:proofErr w:type="spellStart"/>
+      <w:r>
+        <w:rPr>
+          <w:lang w:val="es-MX"/>
+        </w:rPr>
+        <w:t>push</w:t>
+      </w:r>
+      <w:proofErr w:type="spellEnd"/>
+      <w:r>
+        <w:rPr>
+          <w:lang w:val="es-MX"/>
+        </w:rPr>
+        <w:t xml:space="preserve"> -u </w:t>
+      </w:r>
+      <w:proofErr w:type="spellStart"/>
+      <w:r>
+        <w:rPr>
+          <w:lang w:val="es-MX"/>
+        </w:rPr>
+        <w:t>origin</w:t>
+      </w:r>
+      <w:proofErr w:type="spellEnd"/>
+      <w:r>
+        <w:rPr>
+          <w:lang w:val="es-MX"/>
+        </w:rPr>
+        <w:t xml:space="preserve"> </w:t>
+      </w:r>
+      <w:proofErr w:type="spellStart"/>
+      <w:r>
+        <w:rPr>
+          <w:lang w:val="es-MX"/>
+        </w:rPr>
+        <w:t>main</w:t>
+      </w:r>
+      <w:proofErr w:type="spellEnd"/>
+      <w:r>
+        <w:rPr>
+          <w:lang w:val="es-MX"/>
+        </w:rPr>
+        <w:t xml:space="preserve">) Si queremos también mandar las otras cuatro ramas para que queden en el repositorio creadas aunque sin nada deberemos usar el mismo comando </w:t>
+      </w:r>
+      <w:proofErr w:type="spellStart"/>
+      <w:r>
+        <w:rPr>
+          <w:lang w:val="es-MX"/>
+        </w:rPr>
+        <w:t>push</w:t>
+      </w:r>
+      <w:proofErr w:type="spellEnd"/>
+      <w:r>
+        <w:rPr>
+          <w:lang w:val="es-MX"/>
+        </w:rPr>
+        <w:t xml:space="preserve"> que hicimos para el </w:t>
+      </w:r>
+      <w:proofErr w:type="spellStart"/>
+      <w:r>
+        <w:rPr>
+          <w:lang w:val="es-MX"/>
+        </w:rPr>
+        <w:t>main</w:t>
+      </w:r>
+      <w:proofErr w:type="spellEnd"/>
+      <w:r>
+        <w:rPr>
+          <w:lang w:val="es-MX"/>
+        </w:rPr>
+        <w:t xml:space="preserve"> pero sin </w:t>
+      </w:r>
+      <w:proofErr w:type="spellStart"/>
+      <w:r>
+        <w:rPr>
+          <w:lang w:val="es-MX"/>
+        </w:rPr>
+        <w:t>el</w:t>
+      </w:r>
+      <w:proofErr w:type="spellEnd"/>
+      <w:r>
+        <w:rPr>
+          <w:lang w:val="es-MX"/>
+        </w:rPr>
+        <w:t xml:space="preserve"> (-u) entonces quedaría así (</w:t>
+      </w:r>
+      <w:proofErr w:type="spellStart"/>
+      <w:r>
+        <w:rPr>
+          <w:lang w:val="es-MX"/>
+        </w:rPr>
+        <w:t>git</w:t>
+      </w:r>
+      <w:proofErr w:type="spellEnd"/>
+      <w:r>
+        <w:rPr>
+          <w:lang w:val="es-MX"/>
+        </w:rPr>
+        <w:t xml:space="preserve"> </w:t>
+      </w:r>
+      <w:proofErr w:type="spellStart"/>
+      <w:r>
+        <w:rPr>
+          <w:lang w:val="es-MX"/>
+        </w:rPr>
+        <w:t>push</w:t>
+      </w:r>
+      <w:proofErr w:type="spellEnd"/>
+      <w:r>
+        <w:rPr>
+          <w:lang w:val="es-MX"/>
+        </w:rPr>
+        <w:t xml:space="preserve"> estudiante 1) y para cambiar de rama solo haremos el siguiente comando (</w:t>
+      </w:r>
+      <w:proofErr w:type="spellStart"/>
+      <w:r>
+        <w:rPr>
+          <w:lang w:val="es-MX"/>
+        </w:rPr>
+        <w:t>git</w:t>
+      </w:r>
+      <w:proofErr w:type="spellEnd"/>
+      <w:r>
+        <w:rPr>
+          <w:lang w:val="es-MX"/>
+        </w:rPr>
+        <w:t xml:space="preserve"> </w:t>
+      </w:r>
+      <w:proofErr w:type="spellStart"/>
+      <w:r>
+        <w:rPr>
+          <w:lang w:val="es-MX"/>
+        </w:rPr>
+        <w:t>checkout</w:t>
+      </w:r>
+      <w:proofErr w:type="spellEnd"/>
+      <w:r>
+        <w:rPr>
+          <w:lang w:val="es-MX"/>
+        </w:rPr>
+        <w:t xml:space="preserve"> estudiante1).</w:t>
+      </w:r>
+    </w:p>
+    <w:p>
+      <w:pPr>
+        <w:rPr>
+          <w:lang w:val="es-MX"/>
+        </w:rPr>
+      </w:pPr>
+      <w:r>
+        <w:rPr>
+          <w:lang w:val="es-MX"/>
+        </w:rPr>
+        <w:drawing>
+          <wp:inline distT="0" distB="0" distL="0" distR="0" wp14:anchorId="07FBDBB6" wp14:editId="310E58C3">
+            <wp:extent cx="5400040" cy="2788920"/>
+            <wp:effectExtent l="0" t="0" r="0" b="0"/>
+            <wp:docPr id="1773111409" name="Imagen 1"/>
+            <wp:cNvGraphicFramePr>
+              <a:graphicFrameLocks xmlns:a="http://schemas.openxmlformats.org/drawingml/2006/main" noChangeAspect="1"/>
+            </wp:cNvGraphicFramePr>
+            <a:graphic xmlns:a="http://schemas.openxmlformats.org/drawingml/2006/main">
+              <a:graphicData uri="http://schemas.openxmlformats.org/drawingml/2006/picture">
+                <pic:pic xmlns:pic="http://schemas.openxmlformats.org/drawingml/2006/picture">
+                  <pic:nvPicPr>
+                    <pic:cNvPr id="1773111409" name=""/>
+                    <pic:cNvPicPr/>
+                  </pic:nvPicPr>
+                  <pic:blipFill>
+                    <a:blip r:embed="rId9"/>
+                    <a:stretch>
+                      <a:fillRect/>
+                    </a:stretch>
+                  </pic:blipFill>
+                  <pic:spPr>
+                    <a:xfrm>
+                      <a:off x="0" y="0"/>
+                      <a:ext cx="5400040" cy="2788920"/>
+                    </a:xfrm>
+                    <a:prstGeom prst="rect">
+                      <a:avLst/>
+                    </a:prstGeom>
+                  </pic:spPr>
+                </pic:pic>
+              </a:graphicData>
+            </a:graphic>
+          </wp:inline>
+        </w:drawing>
+      </w:r>
+    </w:p>
+    <w:p>
+      <w:pPr>
+        <w:rPr>
+          <w:lang w:val="es-MX"/>
+        </w:rPr>
+      </w:pPr>
+      <w:r>
+        <w:rPr>
+          <w:lang w:val="es-MX"/>
+        </w:rPr>
+        <w:drawing>
+          <wp:inline distT="0" distB="0" distL="0" distR="0" wp14:anchorId="39C736F6" wp14:editId="2A9454C2">
+            <wp:extent cx="5039428" cy="1724266"/>
+            <wp:effectExtent l="0" t="0" r="0" b="9525"/>
+            <wp:docPr id="1665089496" name="Imagen 1"/>
+            <wp:cNvGraphicFramePr>
+              <a:graphicFrameLocks xmlns:a="http://schemas.openxmlformats.org/drawingml/2006/main" noChangeAspect="1"/>
+            </wp:cNvGraphicFramePr>
+            <a:graphic xmlns:a="http://schemas.openxmlformats.org/drawingml/2006/main">
+              <a:graphicData uri="http://schemas.openxmlformats.org/drawingml/2006/picture">
+                <pic:pic xmlns:pic="http://schemas.openxmlformats.org/drawingml/2006/picture">
+                  <pic:nvPicPr>
+                    <pic:cNvPr id="1665089496" name=""/>
+                    <pic:cNvPicPr/>
+                  </pic:nvPicPr>
+                  <pic:blipFill>
+                    <a:blip r:embed="rId10"/>
+                    <a:stretch>
+                      <a:fillRect/>
+                    </a:stretch>
+                  </pic:blipFill>
+                  <pic:spPr>
+                    <a:xfrm>
+                      <a:off x="0" y="0"/>
+                      <a:ext cx="5039428" cy="1724266"/>
+                    </a:xfrm>
+                    <a:prstGeom prst="rect">
+                      <a:avLst/>
+                    </a:prstGeom>
+                  </pic:spPr>
+                </pic:pic>
+              </a:graphicData>
+            </a:graphic>
+          </wp:inline>
+        </w:drawing>
+      </w:r>
+    </w:p>
+    <w:p>
+      <w:pPr>
+        <w:rPr>
+          <w:lang w:val="es-MX"/>
+        </w:rPr>
+      </w:pPr>
+      <w:r>
+        <w:rPr>
+          <w:lang w:val="es-MX"/>
+        </w:rPr>
+        <w:drawing>
+          <wp:inline distT="0" distB="0" distL="0" distR="0" wp14:anchorId="055F22F5" wp14:editId="2DCCC754">
+            <wp:extent cx="5201376" cy="1876687"/>
+            <wp:effectExtent l="0" t="0" r="0" b="9525"/>
+            <wp:docPr id="984238562" name="Imagen 1"/>
+            <wp:cNvGraphicFramePr>
+              <a:graphicFrameLocks xmlns:a="http://schemas.openxmlformats.org/drawingml/2006/main" noChangeAspect="1"/>
+            </wp:cNvGraphicFramePr>
+            <a:graphic xmlns:a="http://schemas.openxmlformats.org/drawingml/2006/main">
+              <a:graphicData uri="http://schemas.openxmlformats.org/drawingml/2006/picture">
+                <pic:pic xmlns:pic="http://schemas.openxmlformats.org/drawingml/2006/picture">
+                  <pic:nvPicPr>
+                    <pic:cNvPr id="984238562" name=""/>
+                    <pic:cNvPicPr/>
+                  </pic:nvPicPr>
+                  <pic:blipFill>
+                    <a:blip r:embed="rId11"/>
+                    <a:stretch>
+                      <a:fillRect/>
+                    </a:stretch>
+                  </pic:blipFill>
+                  <pic:spPr>
+                    <a:xfrm>
+                      <a:off x="0" y="0"/>
+                      <a:ext cx="5201376" cy="1876687"/>
+                    </a:xfrm>
+                    <a:prstGeom prst="rect">
+                      <a:avLst/>
+                    </a:prstGeom>
+                  </pic:spPr>
+                </pic:pic>
+              </a:graphicData>
+            </a:graphic>
+          </wp:inline>
+        </w:drawing>
+      </w:r>
+    </w:p>
+    <w:p>
+      <w:pPr>
+        <w:rPr>
+          <w:lang w:val="es-MX"/>
+        </w:rPr>
+      </w:pPr>
+      <w:r>
+        <w:rPr>
+          <w:lang w:val="es-MX"/>
+        </w:rPr>
+        <w:lastRenderedPageBreak/>
+        <w:drawing>
+          <wp:inline distT="0" distB="0" distL="0" distR="0" wp14:anchorId="6BC7D884" wp14:editId="6CCA3C2F">
+            <wp:extent cx="5239481" cy="1829055"/>
+            <wp:effectExtent l="0" t="0" r="0" b="0"/>
+            <wp:docPr id="1323710519" name="Imagen 1"/>
+            <wp:cNvGraphicFramePr>
+              <a:graphicFrameLocks xmlns:a="http://schemas.openxmlformats.org/drawingml/2006/main" noChangeAspect="1"/>
+            </wp:cNvGraphicFramePr>
+            <a:graphic xmlns:a="http://schemas.openxmlformats.org/drawingml/2006/main">
+              <a:graphicData uri="http://schemas.openxmlformats.org/drawingml/2006/picture">
+                <pic:pic xmlns:pic="http://schemas.openxmlformats.org/drawingml/2006/picture">
+                  <pic:nvPicPr>
+                    <pic:cNvPr id="1323710519" name=""/>
+                    <pic:cNvPicPr/>
+                  </pic:nvPicPr>
+                  <pic:blipFill>
+                    <a:blip r:embed="rId12"/>
+                    <a:stretch>
+                      <a:fillRect/>
+                    </a:stretch>
+                  </pic:blipFill>
+                  <pic:spPr>
+                    <a:xfrm>
+                      <a:off x="0" y="0"/>
+                      <a:ext cx="5239481" cy="1829055"/>
+                    </a:xfrm>
+                    <a:prstGeom prst="rect">
+                      <a:avLst/>
+                    </a:prstGeom>
+                  </pic:spPr>
+                </pic:pic>
+              </a:graphicData>
+            </a:graphic>
+          </wp:inline>
+        </w:drawing>
+      </w:r>
+    </w:p>
+    <w:p>
+      <w:pPr>
+        <w:rPr>
+          <w:lang w:val="es-MX"/>
+        </w:rPr>
+      </w:pPr>
+      <w:r>
+        <w:rPr>
+          <w:lang w:val="es-MX"/>
+        </w:rPr>
+        <w:drawing>
+          <wp:inline distT="0" distB="0" distL="0" distR="0" wp14:anchorId="65972160" wp14:editId="71E8451A">
+            <wp:extent cx="5268060" cy="1895740"/>
+            <wp:effectExtent l="0" t="0" r="0" b="9525"/>
+            <wp:docPr id="1834958390" name="Imagen 1"/>
+            <wp:cNvGraphicFramePr>
+              <a:graphicFrameLocks xmlns:a="http://schemas.openxmlformats.org/drawingml/2006/main" noChangeAspect="1"/>
+            </wp:cNvGraphicFramePr>
+            <a:graphic xmlns:a="http://schemas.openxmlformats.org/drawingml/2006/main">
+              <a:graphicData uri="http://schemas.openxmlformats.org/drawingml/2006/picture">
+                <pic:pic xmlns:pic="http://schemas.openxmlformats.org/drawingml/2006/picture">
+                  <pic:nvPicPr>
+                    <pic:cNvPr id="1834958390" name=""/>
+                    <pic:cNvPicPr/>
+                  </pic:nvPicPr>
+                  <pic:blipFill>
+                    <a:blip r:embed="rId13"/>
+                    <a:stretch>
+                      <a:fillRect/>
+                    </a:stretch>
+                  </pic:blipFill>
+                  <pic:spPr>
+                    <a:xfrm>
+                      <a:off x="0" y="0"/>
+                      <a:ext cx="5268060" cy="1895740"/>
+                    </a:xfrm>
+                    <a:prstGeom prst="rect">
+                      <a:avLst/>
+                    </a:prstGeom>
+                  </pic:spPr>
+                </pic:pic>
+              </a:graphicData>
+            </a:graphic>
+          </wp:inline>
+        </w:drawing>
+      </w:r>
+    </w:p>
+    <w:p>
+      <w:pPr>
+        <w:rPr>
+          <w:lang w:val="es-MX"/>
+        </w:rPr>
+      </w:pPr>
+      <w:r>
+        <w:rPr>
+          <w:lang w:val="es-MX"/>
+        </w:rPr>
+        <w:drawing>
+          <wp:inline distT="0" distB="0" distL="0" distR="0" wp14:anchorId="40EB26B8" wp14:editId="18392DF3">
+            <wp:extent cx="5134692" cy="1933845"/>
+            <wp:effectExtent l="0" t="0" r="8890" b="9525"/>
+            <wp:docPr id="449944970" name="Imagen 1"/>
+            <wp:cNvGraphicFramePr>
+              <a:graphicFrameLocks xmlns:a="http://schemas.openxmlformats.org/drawingml/2006/main" noChangeAspect="1"/>
+            </wp:cNvGraphicFramePr>
+            <a:graphic xmlns:a="http://schemas.openxmlformats.org/drawingml/2006/main">
+              <a:graphicData uri="http://schemas.openxmlformats.org/drawingml/2006/picture">
+                <pic:pic xmlns:pic="http://schemas.openxmlformats.org/drawingml/2006/picture">
+                  <pic:nvPicPr>
+                    <pic:cNvPr id="449944970" name=""/>
+                    <pic:cNvPicPr/>
+                  </pic:nvPicPr>
+                  <pic:blipFill>
+                    <a:blip r:embed="rId14"/>
+                    <a:stretch>
+                      <a:fillRect/>
+                    </a:stretch>
+                  </pic:blipFill>
+                  <pic:spPr>
+                    <a:xfrm>
+                      <a:off x="0" y="0"/>
+                      <a:ext cx="5134692" cy="1933845"/>
+                    </a:xfrm>
+                    <a:prstGeom prst="rect">
+                      <a:avLst/>
+                    </a:prstGeom>
+                  </pic:spPr>
+                </pic:pic>
+              </a:graphicData>
+            </a:graphic>
+          </wp:inline>
+        </w:drawing>
+      </w:r>
+    </w:p>
+    <w:p>
+      <w:pPr>
+        <w:rPr>
+          <w:lang w:val="es-MX"/>
+        </w:rPr>
+      </w:pPr>
     </w:p>
     <w:sectPr>
       <w:pgSz w:w="11906" w:h="16838"/>
@@ -950,6 +2043,29 @@
       <w:spacing w:val="5"/>
     </w:rPr>
   </w:style>
+  <w:style w:type="character" w:styleId="Hipervnculo">
+    <w:name w:val="Hyperlink"/>
+    <w:basedOn w:val="Fuentedeprrafopredeter"/>
+    <w:uiPriority w:val="99"/>
+    <w:unhideWhenUsed/>
+    <w:rsid w:val="006352E3"/>
+    <w:rPr>
+      <w:color w:val="467886" w:themeColor="hyperlink"/>
+      <w:u w:val="single"/>
+    </w:rPr>
+  </w:style>
+  <w:style w:type="character" w:styleId="Mencinsinresolver">
+    <w:name w:val="Unresolved Mention"/>
+    <w:basedOn w:val="Fuentedeprrafopredeter"/>
+    <w:uiPriority w:val="99"/>
+    <w:semiHidden/>
+    <w:unhideWhenUsed/>
+    <w:rsid w:val="006352E3"/>
+    <w:rPr>
+      <w:color w:val="605E5C"/>
+      <w:shd w:val="clear" w:color="auto" w:fill="E1DFDD"/>
+    </w:rPr>
+  </w:style>
 </w:styles>
 </file>
 

--- a/documentos/Documentacion Evaluacion.docx
+++ b/documentos/Documentacion Evaluacion.docx
@@ -219,12 +219,20 @@
         </w:rPr>
         <w:t xml:space="preserve"> </w:t>
       </w:r>
+      <w:proofErr w:type="spellStart"/>
       <w:proofErr w:type="gramStart"/>
       <w:r>
         <w:rPr>
           <w:lang w:val="es-MX"/>
         </w:rPr>
-        <w:t>add .</w:t>
+        <w:t>add</w:t>
+      </w:r>
+      <w:proofErr w:type="spellEnd"/>
+      <w:r>
+        <w:rPr>
+          <w:lang w:val="es-MX"/>
+        </w:rPr>
+        <w:t xml:space="preserve"> .</w:t>
       </w:r>
       <w:proofErr w:type="gramEnd"/>
       <w:r>
@@ -284,6 +292,7 @@
       </w:pPr>
       <w:r>
         <w:rPr>
+          <w:noProof/>
           <w:lang w:val="es-MX"/>
         </w:rPr>
         <w:drawing>
@@ -331,6 +340,7 @@
       </w:pPr>
       <w:r>
         <w:rPr>
+          <w:noProof/>
           <w:lang w:val="es-MX"/>
         </w:rPr>
         <w:drawing>
@@ -378,6 +388,7 @@
       </w:pPr>
       <w:r>
         <w:rPr>
+          <w:noProof/>
           <w:lang w:val="es-MX"/>
         </w:rPr>
         <w:lastRenderedPageBreak/>
@@ -426,6 +437,7 @@
       </w:pPr>
       <w:r>
         <w:rPr>
+          <w:noProof/>
           <w:lang w:val="es-MX"/>
         </w:rPr>
         <w:drawing>
@@ -549,6 +561,7 @@
       </w:pPr>
       <w:r>
         <w:rPr>
+          <w:noProof/>
           <w:lang w:val="es-MX"/>
         </w:rPr>
         <w:drawing>
@@ -834,6 +847,7 @@
       </w:pPr>
       <w:r>
         <w:rPr>
+          <w:noProof/>
           <w:lang w:val="es-MX"/>
         </w:rPr>
         <w:drawing>
@@ -881,6 +895,7 @@
       </w:pPr>
       <w:r>
         <w:rPr>
+          <w:noProof/>
           <w:lang w:val="es-MX"/>
         </w:rPr>
         <w:drawing>
@@ -928,6 +943,7 @@
       </w:pPr>
       <w:r>
         <w:rPr>
+          <w:noProof/>
           <w:lang w:val="es-MX"/>
         </w:rPr>
         <w:drawing>
@@ -975,6 +991,7 @@
       </w:pPr>
       <w:r>
         <w:rPr>
+          <w:noProof/>
           <w:lang w:val="es-MX"/>
         </w:rPr>
         <w:lastRenderedPageBreak/>
@@ -1023,6 +1040,7 @@
       </w:pPr>
       <w:r>
         <w:rPr>
+          <w:noProof/>
           <w:lang w:val="es-MX"/>
         </w:rPr>
         <w:drawing>
@@ -1070,6 +1088,7 @@
       </w:pPr>
       <w:r>
         <w:rPr>
+          <w:noProof/>
           <w:lang w:val="es-MX"/>
         </w:rPr>
         <w:drawing>
@@ -1112,6 +1131,601 @@
     <w:p>
       <w:pPr>
         <w:rPr>
+          <w:b/>
+          <w:bCs/>
+          <w:lang w:val="es-MX"/>
+        </w:rPr>
+      </w:pPr>
+      <w:r>
+        <w:rPr>
+          <w:b/>
+          <w:bCs/>
+          <w:lang w:val="es-MX"/>
+        </w:rPr>
+        <w:t>Ahora vamos a trabajar sobre la rama estudiante1</w:t>
+      </w:r>
+    </w:p>
+    <w:p>
+      <w:r>
+        <w:t>Primero llamo la rama en la cual quiero trabajar</w:t>
+      </w:r>
+    </w:p>
+    <w:p>
+      <w:r>
+        <w:drawing>
+          <wp:inline distT="0" distB="0" distL="0" distR="0" wp14:anchorId="53FEDF00" wp14:editId="73BDD891">
+            <wp:extent cx="4791744" cy="600159"/>
+            <wp:effectExtent l="0" t="0" r="0" b="9525"/>
+            <wp:docPr id="1285110351" name="Imagen 1"/>
+            <wp:cNvGraphicFramePr>
+              <a:graphicFrameLocks xmlns:a="http://schemas.openxmlformats.org/drawingml/2006/main" noChangeAspect="1"/>
+            </wp:cNvGraphicFramePr>
+            <a:graphic xmlns:a="http://schemas.openxmlformats.org/drawingml/2006/main">
+              <a:graphicData uri="http://schemas.openxmlformats.org/drawingml/2006/picture">
+                <pic:pic xmlns:pic="http://schemas.openxmlformats.org/drawingml/2006/picture">
+                  <pic:nvPicPr>
+                    <pic:cNvPr id="1285110351" name=""/>
+                    <pic:cNvPicPr/>
+                  </pic:nvPicPr>
+                  <pic:blipFill>
+                    <a:blip r:embed="rId15"/>
+                    <a:stretch>
+                      <a:fillRect/>
+                    </a:stretch>
+                  </pic:blipFill>
+                  <pic:spPr>
+                    <a:xfrm>
+                      <a:off x="0" y="0"/>
+                      <a:ext cx="4791744" cy="600159"/>
+                    </a:xfrm>
+                    <a:prstGeom prst="rect">
+                      <a:avLst/>
+                    </a:prstGeom>
+                  </pic:spPr>
+                </pic:pic>
+              </a:graphicData>
+            </a:graphic>
+          </wp:inline>
+        </w:drawing>
+      </w:r>
+    </w:p>
+    <w:p>
+      <w:r>
+        <w:t>Con (</w:t>
+      </w:r>
+      <w:proofErr w:type="spellStart"/>
+      <w:r>
+        <w:t>git</w:t>
+      </w:r>
+      <w:proofErr w:type="spellEnd"/>
+      <w:r>
+        <w:t xml:space="preserve"> </w:t>
+      </w:r>
+      <w:proofErr w:type="gramStart"/>
+      <w:r>
+        <w:t>status</w:t>
+      </w:r>
+      <w:proofErr w:type="gramEnd"/>
+      <w:r>
+        <w:t xml:space="preserve">) verificamos que archivos no se han añadido </w:t>
+      </w:r>
+    </w:p>
+    <w:p>
+      <w:r>
+        <w:lastRenderedPageBreak/>
+        <w:drawing>
+          <wp:inline distT="0" distB="0" distL="0" distR="0" wp14:anchorId="552A1D26" wp14:editId="4BAD18FD">
+            <wp:extent cx="5191850" cy="1400370"/>
+            <wp:effectExtent l="0" t="0" r="8890" b="9525"/>
+            <wp:docPr id="640298378" name="Imagen 1"/>
+            <wp:cNvGraphicFramePr>
+              <a:graphicFrameLocks xmlns:a="http://schemas.openxmlformats.org/drawingml/2006/main" noChangeAspect="1"/>
+            </wp:cNvGraphicFramePr>
+            <a:graphic xmlns:a="http://schemas.openxmlformats.org/drawingml/2006/main">
+              <a:graphicData uri="http://schemas.openxmlformats.org/drawingml/2006/picture">
+                <pic:pic xmlns:pic="http://schemas.openxmlformats.org/drawingml/2006/picture">
+                  <pic:nvPicPr>
+                    <pic:cNvPr id="640298378" name=""/>
+                    <pic:cNvPicPr/>
+                  </pic:nvPicPr>
+                  <pic:blipFill>
+                    <a:blip r:embed="rId16"/>
+                    <a:stretch>
+                      <a:fillRect/>
+                    </a:stretch>
+                  </pic:blipFill>
+                  <pic:spPr>
+                    <a:xfrm>
+                      <a:off x="0" y="0"/>
+                      <a:ext cx="5191850" cy="1400370"/>
+                    </a:xfrm>
+                    <a:prstGeom prst="rect">
+                      <a:avLst/>
+                    </a:prstGeom>
+                  </pic:spPr>
+                </pic:pic>
+              </a:graphicData>
+            </a:graphic>
+          </wp:inline>
+        </w:drawing>
+      </w:r>
+    </w:p>
+    <w:p>
+      <w:r>
+        <w:t>Con (</w:t>
+      </w:r>
+      <w:proofErr w:type="spellStart"/>
+      <w:r>
+        <w:t>git</w:t>
+      </w:r>
+      <w:proofErr w:type="spellEnd"/>
+      <w:r>
+        <w:t xml:space="preserve"> </w:t>
+      </w:r>
+      <w:proofErr w:type="spellStart"/>
+      <w:proofErr w:type="gramStart"/>
+      <w:r>
+        <w:t>add</w:t>
+      </w:r>
+      <w:proofErr w:type="spellEnd"/>
+      <w:r>
+        <w:t xml:space="preserve"> .</w:t>
+      </w:r>
+      <w:proofErr w:type="gramEnd"/>
+      <w:r>
+        <w:t>) añadimos todos los archivos que faltan por añadir</w:t>
+      </w:r>
+    </w:p>
+    <w:p>
+      <w:r>
+        <w:drawing>
+          <wp:inline distT="0" distB="0" distL="0" distR="0" wp14:anchorId="4AA4881D" wp14:editId="25069116">
+            <wp:extent cx="5144218" cy="1190791"/>
+            <wp:effectExtent l="0" t="0" r="0" b="9525"/>
+            <wp:docPr id="1379563121" name="Imagen 1"/>
+            <wp:cNvGraphicFramePr>
+              <a:graphicFrameLocks xmlns:a="http://schemas.openxmlformats.org/drawingml/2006/main" noChangeAspect="1"/>
+            </wp:cNvGraphicFramePr>
+            <a:graphic xmlns:a="http://schemas.openxmlformats.org/drawingml/2006/main">
+              <a:graphicData uri="http://schemas.openxmlformats.org/drawingml/2006/picture">
+                <pic:pic xmlns:pic="http://schemas.openxmlformats.org/drawingml/2006/picture">
+                  <pic:nvPicPr>
+                    <pic:cNvPr id="1379563121" name=""/>
+                    <pic:cNvPicPr/>
+                  </pic:nvPicPr>
+                  <pic:blipFill>
+                    <a:blip r:embed="rId17"/>
+                    <a:stretch>
+                      <a:fillRect/>
+                    </a:stretch>
+                  </pic:blipFill>
+                  <pic:spPr>
+                    <a:xfrm>
+                      <a:off x="0" y="0"/>
+                      <a:ext cx="5144218" cy="1190791"/>
+                    </a:xfrm>
+                    <a:prstGeom prst="rect">
+                      <a:avLst/>
+                    </a:prstGeom>
+                  </pic:spPr>
+                </pic:pic>
+              </a:graphicData>
+            </a:graphic>
+          </wp:inline>
+        </w:drawing>
+      </w:r>
+    </w:p>
+    <w:p>
+      <w:r>
+        <w:t>Ahora realizamos un (</w:t>
+      </w:r>
+      <w:proofErr w:type="spellStart"/>
+      <w:r>
+        <w:t>commit</w:t>
+      </w:r>
+      <w:proofErr w:type="spellEnd"/>
+      <w:r>
+        <w:t>) con la primera versión de los archivos o el archivo</w:t>
+      </w:r>
+    </w:p>
+    <w:p>
+      <w:r>
+        <w:drawing>
+          <wp:inline distT="0" distB="0" distL="0" distR="0" wp14:anchorId="07F8B696" wp14:editId="6B8157CE">
+            <wp:extent cx="5172797" cy="724001"/>
+            <wp:effectExtent l="0" t="0" r="8890" b="0"/>
+            <wp:docPr id="1263645688" name="Imagen 1"/>
+            <wp:cNvGraphicFramePr>
+              <a:graphicFrameLocks xmlns:a="http://schemas.openxmlformats.org/drawingml/2006/main" noChangeAspect="1"/>
+            </wp:cNvGraphicFramePr>
+            <a:graphic xmlns:a="http://schemas.openxmlformats.org/drawingml/2006/main">
+              <a:graphicData uri="http://schemas.openxmlformats.org/drawingml/2006/picture">
+                <pic:pic xmlns:pic="http://schemas.openxmlformats.org/drawingml/2006/picture">
+                  <pic:nvPicPr>
+                    <pic:cNvPr id="1263645688" name=""/>
+                    <pic:cNvPicPr/>
+                  </pic:nvPicPr>
+                  <pic:blipFill>
+                    <a:blip r:embed="rId18"/>
+                    <a:stretch>
+                      <a:fillRect/>
+                    </a:stretch>
+                  </pic:blipFill>
+                  <pic:spPr>
+                    <a:xfrm>
+                      <a:off x="0" y="0"/>
+                      <a:ext cx="5172797" cy="724001"/>
+                    </a:xfrm>
+                    <a:prstGeom prst="rect">
+                      <a:avLst/>
+                    </a:prstGeom>
+                  </pic:spPr>
+                </pic:pic>
+              </a:graphicData>
+            </a:graphic>
+          </wp:inline>
+        </w:drawing>
+      </w:r>
+    </w:p>
+    <w:p>
+      <w:r>
+        <w:t xml:space="preserve">Por </w:t>
+      </w:r>
+      <w:proofErr w:type="gramStart"/>
+      <w:r>
+        <w:t>ultimo</w:t>
+      </w:r>
+      <w:proofErr w:type="gramEnd"/>
+      <w:r>
+        <w:t xml:space="preserve"> vamos a enviar la rama con los archivos</w:t>
+      </w:r>
+    </w:p>
+    <w:p>
+      <w:r>
+        <w:drawing>
+          <wp:inline distT="0" distB="0" distL="0" distR="0" wp14:anchorId="5C126655" wp14:editId="48ECA551">
+            <wp:extent cx="5191850" cy="1505160"/>
+            <wp:effectExtent l="0" t="0" r="8890" b="0"/>
+            <wp:docPr id="811818461" name="Imagen 1"/>
+            <wp:cNvGraphicFramePr>
+              <a:graphicFrameLocks xmlns:a="http://schemas.openxmlformats.org/drawingml/2006/main" noChangeAspect="1"/>
+            </wp:cNvGraphicFramePr>
+            <a:graphic xmlns:a="http://schemas.openxmlformats.org/drawingml/2006/main">
+              <a:graphicData uri="http://schemas.openxmlformats.org/drawingml/2006/picture">
+                <pic:pic xmlns:pic="http://schemas.openxmlformats.org/drawingml/2006/picture">
+                  <pic:nvPicPr>
+                    <pic:cNvPr id="811818461" name=""/>
+                    <pic:cNvPicPr/>
+                  </pic:nvPicPr>
+                  <pic:blipFill>
+                    <a:blip r:embed="rId19"/>
+                    <a:stretch>
+                      <a:fillRect/>
+                    </a:stretch>
+                  </pic:blipFill>
+                  <pic:spPr>
+                    <a:xfrm>
+                      <a:off x="0" y="0"/>
+                      <a:ext cx="5191850" cy="1505160"/>
+                    </a:xfrm>
+                    <a:prstGeom prst="rect">
+                      <a:avLst/>
+                    </a:prstGeom>
+                  </pic:spPr>
+                </pic:pic>
+              </a:graphicData>
+            </a:graphic>
+          </wp:inline>
+        </w:drawing>
+      </w:r>
+    </w:p>
+    <w:p>
+      <w:r>
+        <w:t xml:space="preserve">Verificamos que se estén </w:t>
+      </w:r>
+      <w:proofErr w:type="spellStart"/>
+      <w:r>
+        <w:t>el</w:t>
+      </w:r>
+      <w:proofErr w:type="spellEnd"/>
+      <w:r>
+        <w:t xml:space="preserve"> </w:t>
+      </w:r>
+      <w:proofErr w:type="spellStart"/>
+      <w:r>
+        <w:t>el</w:t>
+      </w:r>
+      <w:proofErr w:type="spellEnd"/>
+      <w:r>
+        <w:t xml:space="preserve"> </w:t>
+      </w:r>
+      <w:proofErr w:type="spellStart"/>
+      <w:r>
+        <w:t>git</w:t>
+      </w:r>
+      <w:proofErr w:type="spellEnd"/>
+      <w:r>
+        <w:t xml:space="preserve"> </w:t>
+      </w:r>
+      <w:proofErr w:type="spellStart"/>
+      <w:proofErr w:type="gramStart"/>
+      <w:r>
+        <w:t>hub</w:t>
+      </w:r>
+      <w:proofErr w:type="spellEnd"/>
+      <w:proofErr w:type="gramEnd"/>
+    </w:p>
+    <w:p>
+      <w:r>
+        <w:drawing>
+          <wp:inline distT="0" distB="0" distL="0" distR="0" wp14:anchorId="398EF77B" wp14:editId="3CB90878">
+            <wp:extent cx="5612130" cy="1674495"/>
+            <wp:effectExtent l="0" t="0" r="7620" b="1905"/>
+            <wp:docPr id="94721002" name="Imagen 1"/>
+            <wp:cNvGraphicFramePr>
+              <a:graphicFrameLocks xmlns:a="http://schemas.openxmlformats.org/drawingml/2006/main" noChangeAspect="1"/>
+            </wp:cNvGraphicFramePr>
+            <a:graphic xmlns:a="http://schemas.openxmlformats.org/drawingml/2006/main">
+              <a:graphicData uri="http://schemas.openxmlformats.org/drawingml/2006/picture">
+                <pic:pic xmlns:pic="http://schemas.openxmlformats.org/drawingml/2006/picture">
+                  <pic:nvPicPr>
+                    <pic:cNvPr id="94721002" name=""/>
+                    <pic:cNvPicPr/>
+                  </pic:nvPicPr>
+                  <pic:blipFill>
+                    <a:blip r:embed="rId20"/>
+                    <a:stretch>
+                      <a:fillRect/>
+                    </a:stretch>
+                  </pic:blipFill>
+                  <pic:spPr>
+                    <a:xfrm>
+                      <a:off x="0" y="0"/>
+                      <a:ext cx="5612130" cy="1674495"/>
+                    </a:xfrm>
+                    <a:prstGeom prst="rect">
+                      <a:avLst/>
+                    </a:prstGeom>
+                  </pic:spPr>
+                </pic:pic>
+              </a:graphicData>
+            </a:graphic>
+          </wp:inline>
+        </w:drawing>
+      </w:r>
+    </w:p>
+    <w:p>
+      <w:r>
+        <w:t xml:space="preserve">Cuando ya tenemos la </w:t>
+      </w:r>
+      <w:proofErr w:type="spellStart"/>
+      <w:r>
+        <w:t>ultima</w:t>
+      </w:r>
+      <w:proofErr w:type="spellEnd"/>
+      <w:r>
+        <w:t xml:space="preserve"> versión vamos a realizar un </w:t>
+      </w:r>
+      <w:proofErr w:type="spellStart"/>
+      <w:r>
+        <w:t>main</w:t>
+      </w:r>
+      <w:proofErr w:type="spellEnd"/>
+      <w:r>
+        <w:t xml:space="preserve"> con la rama principal primero realizamos un </w:t>
+      </w:r>
+      <w:proofErr w:type="spellStart"/>
+      <w:r>
+        <w:t>checkout</w:t>
+      </w:r>
+      <w:proofErr w:type="spellEnd"/>
+      <w:r>
+        <w:t xml:space="preserve"> para movernos a esa rama</w:t>
+      </w:r>
+    </w:p>
+    <w:p>
+      <w:r>
+        <w:lastRenderedPageBreak/>
+        <w:drawing>
+          <wp:inline distT="0" distB="0" distL="0" distR="0" wp14:anchorId="2186B4D1" wp14:editId="47D38BDE">
+            <wp:extent cx="5191850" cy="562053"/>
+            <wp:effectExtent l="0" t="0" r="8890" b="9525"/>
+            <wp:docPr id="1401483966" name="Imagen 1"/>
+            <wp:cNvGraphicFramePr>
+              <a:graphicFrameLocks xmlns:a="http://schemas.openxmlformats.org/drawingml/2006/main" noChangeAspect="1"/>
+            </wp:cNvGraphicFramePr>
+            <a:graphic xmlns:a="http://schemas.openxmlformats.org/drawingml/2006/main">
+              <a:graphicData uri="http://schemas.openxmlformats.org/drawingml/2006/picture">
+                <pic:pic xmlns:pic="http://schemas.openxmlformats.org/drawingml/2006/picture">
+                  <pic:nvPicPr>
+                    <pic:cNvPr id="1401483966" name=""/>
+                    <pic:cNvPicPr/>
+                  </pic:nvPicPr>
+                  <pic:blipFill>
+                    <a:blip r:embed="rId21"/>
+                    <a:stretch>
+                      <a:fillRect/>
+                    </a:stretch>
+                  </pic:blipFill>
+                  <pic:spPr>
+                    <a:xfrm>
+                      <a:off x="0" y="0"/>
+                      <a:ext cx="5191850" cy="562053"/>
+                    </a:xfrm>
+                    <a:prstGeom prst="rect">
+                      <a:avLst/>
+                    </a:prstGeom>
+                  </pic:spPr>
+                </pic:pic>
+              </a:graphicData>
+            </a:graphic>
+          </wp:inline>
+        </w:drawing>
+      </w:r>
+    </w:p>
+    <w:p>
+      <w:r>
+        <w:t xml:space="preserve">Ahora realizamos el </w:t>
+      </w:r>
+      <w:proofErr w:type="spellStart"/>
+      <w:r>
+        <w:t>merge</w:t>
+      </w:r>
+      <w:proofErr w:type="spellEnd"/>
+      <w:r>
+        <w:t xml:space="preserve"> con la rama con la cual queremos unir</w:t>
+      </w:r>
+    </w:p>
+    <w:p>
+      <w:r>
+        <w:drawing>
+          <wp:inline distT="0" distB="0" distL="0" distR="0" wp14:anchorId="19A9AA9A" wp14:editId="1D029F74">
+            <wp:extent cx="4839375" cy="1038370"/>
+            <wp:effectExtent l="0" t="0" r="0" b="9525"/>
+            <wp:docPr id="1371995869" name="Imagen 1"/>
+            <wp:cNvGraphicFramePr>
+              <a:graphicFrameLocks xmlns:a="http://schemas.openxmlformats.org/drawingml/2006/main" noChangeAspect="1"/>
+            </wp:cNvGraphicFramePr>
+            <a:graphic xmlns:a="http://schemas.openxmlformats.org/drawingml/2006/main">
+              <a:graphicData uri="http://schemas.openxmlformats.org/drawingml/2006/picture">
+                <pic:pic xmlns:pic="http://schemas.openxmlformats.org/drawingml/2006/picture">
+                  <pic:nvPicPr>
+                    <pic:cNvPr id="1371995869" name=""/>
+                    <pic:cNvPicPr/>
+                  </pic:nvPicPr>
+                  <pic:blipFill>
+                    <a:blip r:embed="rId22"/>
+                    <a:stretch>
+                      <a:fillRect/>
+                    </a:stretch>
+                  </pic:blipFill>
+                  <pic:spPr>
+                    <a:xfrm>
+                      <a:off x="0" y="0"/>
+                      <a:ext cx="4839375" cy="1038370"/>
+                    </a:xfrm>
+                    <a:prstGeom prst="rect">
+                      <a:avLst/>
+                    </a:prstGeom>
+                  </pic:spPr>
+                </pic:pic>
+              </a:graphicData>
+            </a:graphic>
+          </wp:inline>
+        </w:drawing>
+      </w:r>
+    </w:p>
+    <w:p>
+      <w:r>
+        <w:t xml:space="preserve">Ya como </w:t>
+      </w:r>
+      <w:proofErr w:type="spellStart"/>
+      <w:r>
+        <w:t>ultimo</w:t>
+      </w:r>
+      <w:proofErr w:type="spellEnd"/>
+      <w:r>
+        <w:t xml:space="preserve"> paso la subimos y verificamos en </w:t>
+      </w:r>
+      <w:proofErr w:type="spellStart"/>
+      <w:r>
+        <w:t>git</w:t>
+      </w:r>
+      <w:proofErr w:type="spellEnd"/>
+      <w:r>
+        <w:t xml:space="preserve"> </w:t>
+      </w:r>
+      <w:proofErr w:type="spellStart"/>
+      <w:proofErr w:type="gramStart"/>
+      <w:r>
+        <w:t>hub</w:t>
+      </w:r>
+      <w:proofErr w:type="spellEnd"/>
+      <w:proofErr w:type="gramEnd"/>
+    </w:p>
+    <w:p>
+      <w:r>
+        <w:drawing>
+          <wp:inline distT="0" distB="0" distL="0" distR="0" wp14:anchorId="08ABDFE3" wp14:editId="44B8CA87">
+            <wp:extent cx="4734586" cy="838317"/>
+            <wp:effectExtent l="0" t="0" r="8890" b="0"/>
+            <wp:docPr id="905897314" name="Imagen 1"/>
+            <wp:cNvGraphicFramePr>
+              <a:graphicFrameLocks xmlns:a="http://schemas.openxmlformats.org/drawingml/2006/main" noChangeAspect="1"/>
+            </wp:cNvGraphicFramePr>
+            <a:graphic xmlns:a="http://schemas.openxmlformats.org/drawingml/2006/main">
+              <a:graphicData uri="http://schemas.openxmlformats.org/drawingml/2006/picture">
+                <pic:pic xmlns:pic="http://schemas.openxmlformats.org/drawingml/2006/picture">
+                  <pic:nvPicPr>
+                    <pic:cNvPr id="905897314" name=""/>
+                    <pic:cNvPicPr/>
+                  </pic:nvPicPr>
+                  <pic:blipFill>
+                    <a:blip r:embed="rId23"/>
+                    <a:stretch>
+                      <a:fillRect/>
+                    </a:stretch>
+                  </pic:blipFill>
+                  <pic:spPr>
+                    <a:xfrm>
+                      <a:off x="0" y="0"/>
+                      <a:ext cx="4734586" cy="838317"/>
+                    </a:xfrm>
+                    <a:prstGeom prst="rect">
+                      <a:avLst/>
+                    </a:prstGeom>
+                  </pic:spPr>
+                </pic:pic>
+              </a:graphicData>
+            </a:graphic>
+          </wp:inline>
+        </w:drawing>
+      </w:r>
+    </w:p>
+    <w:p>
+      <w:r>
+        <w:drawing>
+          <wp:inline distT="0" distB="0" distL="0" distR="0" wp14:anchorId="003E6654" wp14:editId="74E84A5A">
+            <wp:extent cx="5612130" cy="1443990"/>
+            <wp:effectExtent l="0" t="0" r="7620" b="3810"/>
+            <wp:docPr id="1862469786" name="Imagen 1"/>
+            <wp:cNvGraphicFramePr>
+              <a:graphicFrameLocks xmlns:a="http://schemas.openxmlformats.org/drawingml/2006/main" noChangeAspect="1"/>
+            </wp:cNvGraphicFramePr>
+            <a:graphic xmlns:a="http://schemas.openxmlformats.org/drawingml/2006/main">
+              <a:graphicData uri="http://schemas.openxmlformats.org/drawingml/2006/picture">
+                <pic:pic xmlns:pic="http://schemas.openxmlformats.org/drawingml/2006/picture">
+                  <pic:nvPicPr>
+                    <pic:cNvPr id="1862469786" name=""/>
+                    <pic:cNvPicPr/>
+                  </pic:nvPicPr>
+                  <pic:blipFill>
+                    <a:blip r:embed="rId24"/>
+                    <a:stretch>
+                      <a:fillRect/>
+                    </a:stretch>
+                  </pic:blipFill>
+                  <pic:spPr>
+                    <a:xfrm>
+                      <a:off x="0" y="0"/>
+                      <a:ext cx="5612130" cy="1443990"/>
+                    </a:xfrm>
+                    <a:prstGeom prst="rect">
+                      <a:avLst/>
+                    </a:prstGeom>
+                  </pic:spPr>
+                </pic:pic>
+              </a:graphicData>
+            </a:graphic>
+          </wp:inline>
+        </w:drawing>
+      </w:r>
+    </w:p>
+    <w:p>
+      <w:pPr>
+        <w:rPr>
+          <w:b/>
+          <w:bCs/>
           <w:lang w:val="es-MX"/>
         </w:rPr>
       </w:pPr>

--- a/documentos/Documentacion Evaluacion.docx
+++ b/documentos/Documentacion Evaluacion.docx
@@ -1245,9 +1245,6 @@
         <w:spacing w:before="0" w:beforeAutospacing="0" w:after="160" w:afterAutospacing="0" w:line="276" w:lineRule="auto"/>
         <w:ind w:left="0" w:right="0"/>
         <w:jc w:val="left"/>
-        <w:rPr>
-          <w:lang/>
-        </w:rPr>
       </w:pPr>
     </w:p>
     <w:p>
@@ -1259,9 +1256,6 @@
         <w:spacing w:before="0" w:beforeAutospacing="0" w:after="160" w:afterAutospacing="0" w:line="276" w:lineRule="auto"/>
         <w:ind w:left="0" w:right="0"/>
         <w:jc w:val="left"/>
-        <w:rPr>
-          <w:lang/>
-        </w:rPr>
       </w:pPr>
       <w:r>
         <w:rPr>
@@ -1324,9 +1318,6 @@
         <w:spacing w:before="0" w:beforeAutospacing="0" w:after="160" w:afterAutospacing="0" w:line="276" w:lineRule="auto"/>
         <w:ind w:left="0" w:right="0"/>
         <w:jc w:val="left"/>
-        <w:rPr>
-          <w:lang/>
-        </w:rPr>
       </w:pPr>
     </w:p>
     <w:p>
@@ -1338,9 +1329,6 @@
         <w:spacing w:before="0" w:beforeAutospacing="0" w:after="160" w:afterAutospacing="0" w:line="276" w:lineRule="auto"/>
         <w:ind w:left="0" w:right="0"/>
         <w:jc w:val="left"/>
-        <w:rPr>
-          <w:lang/>
-        </w:rPr>
       </w:pPr>
     </w:p>
     <w:p>
@@ -1395,9 +1383,6 @@
         <w:spacing w:before="0" w:beforeAutospacing="0" w:after="160" w:afterAutospacing="0" w:line="276" w:lineRule="auto"/>
         <w:ind w:left="0" w:right="0"/>
         <w:jc w:val="left"/>
-        <w:rPr>
-          <w:lang/>
-        </w:rPr>
       </w:pPr>
       <w:r>
         <w:rPr>
@@ -1503,9 +1488,6 @@
         <w:spacing w:before="0" w:beforeAutospacing="0" w:after="160" w:afterAutospacing="0" w:line="276" w:lineRule="auto"/>
         <w:ind w:left="0" w:right="0"/>
         <w:jc w:val="left"/>
-        <w:rPr>
-          <w:lang/>
-        </w:rPr>
       </w:pPr>
       <w:r>
         <w:rPr>
@@ -1898,8 +1880,1185 @@
           <w:lang w:val="es-MX"/>
         </w:rPr>
       </w:pPr>
+    </w:p>
+    <w:p>
+      <w:pPr>
+        <w:rPr>
+          <w:b/>
+          <w:bCs/>
+          <w:lang w:val="es-MX"/>
+        </w:rPr>
+      </w:pPr>
+    </w:p>
+    <w:p>
+      <w:pPr>
+        <w:pStyle w:val="15"/>
+        <w:keepNext w:val="0"/>
+        <w:keepLines w:val="0"/>
+        <w:widowControl/>
+        <w:suppressLineNumbers w:val="0"/>
+        <w:bidi w:val="0"/>
+        <w:spacing w:before="0" w:beforeAutospacing="0" w:after="0" w:afterAutospacing="0" w:line="21" w:lineRule="atLeast"/>
+      </w:pPr>
+      <w:r>
+        <w:rPr>
+          <w:rFonts w:ascii="Arial" w:hAnsi="Arial" w:cs="Arial"/>
+          <w:i w:val="0"/>
+          <w:iCs w:val="0"/>
+          <w:color w:val="000000"/>
+          <w:sz w:val="22"/>
+          <w:szCs w:val="22"/>
+          <w:u w:val="none"/>
+          <w:vertAlign w:val="baseline"/>
+        </w:rPr>
+        <w:t>primero iniciamos git</w:t>
+      </w:r>
+    </w:p>
+    <w:p>
+      <w:pPr>
+        <w:pStyle w:val="15"/>
+        <w:keepNext w:val="0"/>
+        <w:keepLines w:val="0"/>
+        <w:widowControl/>
+        <w:suppressLineNumbers w:val="0"/>
+        <w:bidi w:val="0"/>
+        <w:spacing w:before="0" w:beforeAutospacing="0" w:after="0" w:afterAutospacing="0" w:line="21" w:lineRule="atLeast"/>
+      </w:pPr>
+      <w:r>
+        <w:rPr>
+          <w:rFonts w:hint="default" w:ascii="Arial" w:hAnsi="Arial" w:cs="Arial"/>
+          <w:i w:val="0"/>
+          <w:iCs w:val="0"/>
+          <w:color w:val="000000"/>
+          <w:sz w:val="22"/>
+          <w:szCs w:val="22"/>
+          <w:u w:val="none"/>
+          <w:bdr w:val="none" w:color="auto" w:sz="0" w:space="0"/>
+          <w:vertAlign w:val="baseline"/>
+        </w:rPr>
+        <w:drawing>
+          <wp:inline distT="0" distB="0" distL="114300" distR="114300">
+            <wp:extent cx="1219200" cy="304800"/>
+            <wp:effectExtent l="0" t="0" r="0" b="0"/>
+            <wp:docPr id="11" name="Imagen 1" descr="IMG_256"/>
+            <wp:cNvGraphicFramePr>
+              <a:graphicFrameLocks xmlns:a="http://schemas.openxmlformats.org/drawingml/2006/main" noChangeAspect="1"/>
+            </wp:cNvGraphicFramePr>
+            <a:graphic xmlns:a="http://schemas.openxmlformats.org/drawingml/2006/main">
+              <a:graphicData uri="http://schemas.openxmlformats.org/drawingml/2006/picture">
+                <pic:pic xmlns:pic="http://schemas.openxmlformats.org/drawingml/2006/picture">
+                  <pic:nvPicPr>
+                    <pic:cNvPr id="11" name="Imagen 1" descr="IMG_256"/>
+                    <pic:cNvPicPr>
+                      <a:picLocks noChangeAspect="1"/>
+                    </pic:cNvPicPr>
+                  </pic:nvPicPr>
+                  <pic:blipFill>
+                    <a:blip r:embed="rId33"/>
+                    <a:stretch>
+                      <a:fillRect/>
+                    </a:stretch>
+                  </pic:blipFill>
+                  <pic:spPr>
+                    <a:xfrm>
+                      <a:off x="0" y="0"/>
+                      <a:ext cx="1219200" cy="304800"/>
+                    </a:xfrm>
+                    <a:prstGeom prst="rect">
+                      <a:avLst/>
+                    </a:prstGeom>
+                    <a:noFill/>
+                    <a:ln w="9525">
+                      <a:noFill/>
+                    </a:ln>
+                  </pic:spPr>
+                </pic:pic>
+              </a:graphicData>
+            </a:graphic>
+          </wp:inline>
+        </w:drawing>
+      </w:r>
+    </w:p>
+    <w:p>
+      <w:pPr>
+        <w:keepNext w:val="0"/>
+        <w:keepLines w:val="0"/>
+        <w:widowControl/>
+        <w:suppressLineNumbers w:val="0"/>
+        <w:jc w:val="left"/>
+      </w:pPr>
+    </w:p>
+    <w:p>
+      <w:pPr>
+        <w:pStyle w:val="15"/>
+        <w:keepNext w:val="0"/>
+        <w:keepLines w:val="0"/>
+        <w:widowControl/>
+        <w:suppressLineNumbers w:val="0"/>
+        <w:bidi w:val="0"/>
+        <w:spacing w:before="0" w:beforeAutospacing="0" w:after="0" w:afterAutospacing="0" w:line="21" w:lineRule="atLeast"/>
+      </w:pPr>
+      <w:r>
+        <w:rPr>
+          <w:rFonts w:hint="default" w:ascii="Arial" w:hAnsi="Arial" w:cs="Arial"/>
+          <w:i w:val="0"/>
+          <w:iCs w:val="0"/>
+          <w:color w:val="000000"/>
+          <w:sz w:val="22"/>
+          <w:szCs w:val="22"/>
+          <w:u w:val="none"/>
+          <w:vertAlign w:val="baseline"/>
+        </w:rPr>
+        <w:t>luego renombro la rama para que quede main</w:t>
+      </w:r>
+    </w:p>
+    <w:p>
+      <w:pPr>
+        <w:pStyle w:val="15"/>
+        <w:keepNext w:val="0"/>
+        <w:keepLines w:val="0"/>
+        <w:widowControl/>
+        <w:suppressLineNumbers w:val="0"/>
+        <w:bidi w:val="0"/>
+        <w:spacing w:before="0" w:beforeAutospacing="0" w:after="0" w:afterAutospacing="0" w:line="21" w:lineRule="atLeast"/>
+      </w:pPr>
+      <w:r>
+        <w:rPr>
+          <w:rFonts w:hint="default" w:ascii="Arial" w:hAnsi="Arial" w:cs="Arial"/>
+          <w:i w:val="0"/>
+          <w:iCs w:val="0"/>
+          <w:color w:val="000000"/>
+          <w:sz w:val="22"/>
+          <w:szCs w:val="22"/>
+          <w:u w:val="none"/>
+          <w:bdr w:val="none" w:color="auto" w:sz="0" w:space="0"/>
+          <w:vertAlign w:val="baseline"/>
+        </w:rPr>
+        <w:drawing>
+          <wp:inline distT="0" distB="0" distL="114300" distR="114300">
+            <wp:extent cx="1609725" cy="190500"/>
+            <wp:effectExtent l="0" t="0" r="9525" b="0"/>
+            <wp:docPr id="7" name="Imagen 2" descr="IMG_257"/>
+            <wp:cNvGraphicFramePr>
+              <a:graphicFrameLocks xmlns:a="http://schemas.openxmlformats.org/drawingml/2006/main" noChangeAspect="1"/>
+            </wp:cNvGraphicFramePr>
+            <a:graphic xmlns:a="http://schemas.openxmlformats.org/drawingml/2006/main">
+              <a:graphicData uri="http://schemas.openxmlformats.org/drawingml/2006/picture">
+                <pic:pic xmlns:pic="http://schemas.openxmlformats.org/drawingml/2006/picture">
+                  <pic:nvPicPr>
+                    <pic:cNvPr id="7" name="Imagen 2" descr="IMG_257"/>
+                    <pic:cNvPicPr>
+                      <a:picLocks noChangeAspect="1"/>
+                    </pic:cNvPicPr>
+                  </pic:nvPicPr>
+                  <pic:blipFill>
+                    <a:blip r:embed="rId34"/>
+                    <a:stretch>
+                      <a:fillRect/>
+                    </a:stretch>
+                  </pic:blipFill>
+                  <pic:spPr>
+                    <a:xfrm>
+                      <a:off x="0" y="0"/>
+                      <a:ext cx="1609725" cy="190500"/>
+                    </a:xfrm>
+                    <a:prstGeom prst="rect">
+                      <a:avLst/>
+                    </a:prstGeom>
+                    <a:noFill/>
+                    <a:ln w="9525">
+                      <a:noFill/>
+                    </a:ln>
+                  </pic:spPr>
+                </pic:pic>
+              </a:graphicData>
+            </a:graphic>
+          </wp:inline>
+        </w:drawing>
+      </w:r>
+    </w:p>
+    <w:p>
+      <w:pPr>
+        <w:keepNext w:val="0"/>
+        <w:keepLines w:val="0"/>
+        <w:widowControl/>
+        <w:suppressLineNumbers w:val="0"/>
+        <w:jc w:val="left"/>
+      </w:pPr>
+    </w:p>
+    <w:p>
+      <w:pPr>
+        <w:pStyle w:val="15"/>
+        <w:keepNext w:val="0"/>
+        <w:keepLines w:val="0"/>
+        <w:widowControl/>
+        <w:suppressLineNumbers w:val="0"/>
+        <w:bidi w:val="0"/>
+        <w:spacing w:before="0" w:beforeAutospacing="0" w:after="0" w:afterAutospacing="0" w:line="21" w:lineRule="atLeast"/>
+      </w:pPr>
+      <w:r>
+        <w:rPr>
+          <w:rFonts w:hint="default" w:ascii="Arial" w:hAnsi="Arial" w:cs="Arial"/>
+          <w:i w:val="0"/>
+          <w:iCs w:val="0"/>
+          <w:color w:val="000000"/>
+          <w:sz w:val="22"/>
+          <w:szCs w:val="22"/>
+          <w:u w:val="none"/>
+          <w:vertAlign w:val="baseline"/>
+        </w:rPr>
+        <w:t>después me conecto al repositorio de github</w:t>
+      </w:r>
+    </w:p>
+    <w:p>
+      <w:pPr>
+        <w:pStyle w:val="15"/>
+        <w:keepNext w:val="0"/>
+        <w:keepLines w:val="0"/>
+        <w:widowControl/>
+        <w:suppressLineNumbers w:val="0"/>
+        <w:bidi w:val="0"/>
+        <w:spacing w:before="0" w:beforeAutospacing="0" w:after="0" w:afterAutospacing="0" w:line="21" w:lineRule="atLeast"/>
+      </w:pPr>
+      <w:r>
+        <w:rPr>
+          <w:rFonts w:hint="default" w:ascii="Arial" w:hAnsi="Arial" w:cs="Arial"/>
+          <w:i w:val="0"/>
+          <w:iCs w:val="0"/>
+          <w:color w:val="000000"/>
+          <w:sz w:val="22"/>
+          <w:szCs w:val="22"/>
+          <w:u w:val="none"/>
+          <w:bdr w:val="none" w:color="auto" w:sz="0" w:space="0"/>
+          <w:vertAlign w:val="baseline"/>
+        </w:rPr>
+        <w:drawing>
+          <wp:inline distT="0" distB="0" distL="114300" distR="114300">
+            <wp:extent cx="5172075" cy="180975"/>
+            <wp:effectExtent l="0" t="0" r="9525" b="9525"/>
+            <wp:docPr id="17" name="Imagen 3" descr="IMG_258"/>
+            <wp:cNvGraphicFramePr>
+              <a:graphicFrameLocks xmlns:a="http://schemas.openxmlformats.org/drawingml/2006/main" noChangeAspect="1"/>
+            </wp:cNvGraphicFramePr>
+            <a:graphic xmlns:a="http://schemas.openxmlformats.org/drawingml/2006/main">
+              <a:graphicData uri="http://schemas.openxmlformats.org/drawingml/2006/picture">
+                <pic:pic xmlns:pic="http://schemas.openxmlformats.org/drawingml/2006/picture">
+                  <pic:nvPicPr>
+                    <pic:cNvPr id="17" name="Imagen 3" descr="IMG_258"/>
+                    <pic:cNvPicPr>
+                      <a:picLocks noChangeAspect="1"/>
+                    </pic:cNvPicPr>
+                  </pic:nvPicPr>
+                  <pic:blipFill>
+                    <a:blip r:embed="rId35"/>
+                    <a:stretch>
+                      <a:fillRect/>
+                    </a:stretch>
+                  </pic:blipFill>
+                  <pic:spPr>
+                    <a:xfrm>
+                      <a:off x="0" y="0"/>
+                      <a:ext cx="5172075" cy="180975"/>
+                    </a:xfrm>
+                    <a:prstGeom prst="rect">
+                      <a:avLst/>
+                    </a:prstGeom>
+                    <a:noFill/>
+                    <a:ln w="9525">
+                      <a:noFill/>
+                    </a:ln>
+                  </pic:spPr>
+                </pic:pic>
+              </a:graphicData>
+            </a:graphic>
+          </wp:inline>
+        </w:drawing>
+      </w:r>
+    </w:p>
+    <w:p>
+      <w:pPr>
+        <w:keepNext w:val="0"/>
+        <w:keepLines w:val="0"/>
+        <w:widowControl/>
+        <w:suppressLineNumbers w:val="0"/>
+        <w:jc w:val="left"/>
+      </w:pPr>
+    </w:p>
+    <w:p>
+      <w:pPr>
+        <w:pStyle w:val="15"/>
+        <w:keepNext w:val="0"/>
+        <w:keepLines w:val="0"/>
+        <w:widowControl/>
+        <w:suppressLineNumbers w:val="0"/>
+        <w:bidi w:val="0"/>
+        <w:spacing w:before="0" w:beforeAutospacing="0" w:after="0" w:afterAutospacing="0" w:line="21" w:lineRule="atLeast"/>
+      </w:pPr>
+      <w:r>
+        <w:rPr>
+          <w:rFonts w:hint="default" w:ascii="Arial" w:hAnsi="Arial" w:cs="Arial"/>
+          <w:i w:val="0"/>
+          <w:iCs w:val="0"/>
+          <w:color w:val="000000"/>
+          <w:sz w:val="22"/>
+          <w:szCs w:val="22"/>
+          <w:u w:val="none"/>
+          <w:vertAlign w:val="baseline"/>
+        </w:rPr>
+        <w:t>luego descargo los cambios hechos en el repositorio</w:t>
+      </w:r>
+    </w:p>
+    <w:p>
+      <w:pPr>
+        <w:pStyle w:val="15"/>
+        <w:keepNext w:val="0"/>
+        <w:keepLines w:val="0"/>
+        <w:widowControl/>
+        <w:suppressLineNumbers w:val="0"/>
+        <w:bidi w:val="0"/>
+        <w:spacing w:before="0" w:beforeAutospacing="0" w:after="0" w:afterAutospacing="0" w:line="21" w:lineRule="atLeast"/>
+      </w:pPr>
+      <w:r>
+        <w:rPr>
+          <w:rFonts w:hint="default" w:ascii="Arial" w:hAnsi="Arial" w:cs="Arial"/>
+          <w:i w:val="0"/>
+          <w:iCs w:val="0"/>
+          <w:color w:val="000000"/>
+          <w:sz w:val="22"/>
+          <w:szCs w:val="22"/>
+          <w:u w:val="none"/>
+          <w:bdr w:val="none" w:color="auto" w:sz="0" w:space="0"/>
+          <w:vertAlign w:val="baseline"/>
+        </w:rPr>
+        <w:drawing>
+          <wp:inline distT="0" distB="0" distL="114300" distR="114300">
+            <wp:extent cx="5600700" cy="1971675"/>
+            <wp:effectExtent l="0" t="0" r="0" b="9525"/>
+            <wp:docPr id="15" name="Imagen 4" descr="IMG_259"/>
+            <wp:cNvGraphicFramePr>
+              <a:graphicFrameLocks xmlns:a="http://schemas.openxmlformats.org/drawingml/2006/main" noChangeAspect="1"/>
+            </wp:cNvGraphicFramePr>
+            <a:graphic xmlns:a="http://schemas.openxmlformats.org/drawingml/2006/main">
+              <a:graphicData uri="http://schemas.openxmlformats.org/drawingml/2006/picture">
+                <pic:pic xmlns:pic="http://schemas.openxmlformats.org/drawingml/2006/picture">
+                  <pic:nvPicPr>
+                    <pic:cNvPr id="15" name="Imagen 4" descr="IMG_259"/>
+                    <pic:cNvPicPr>
+                      <a:picLocks noChangeAspect="1"/>
+                    </pic:cNvPicPr>
+                  </pic:nvPicPr>
+                  <pic:blipFill>
+                    <a:blip r:embed="rId36"/>
+                    <a:stretch>
+                      <a:fillRect/>
+                    </a:stretch>
+                  </pic:blipFill>
+                  <pic:spPr>
+                    <a:xfrm>
+                      <a:off x="0" y="0"/>
+                      <a:ext cx="5600700" cy="1971675"/>
+                    </a:xfrm>
+                    <a:prstGeom prst="rect">
+                      <a:avLst/>
+                    </a:prstGeom>
+                    <a:noFill/>
+                    <a:ln w="9525">
+                      <a:noFill/>
+                    </a:ln>
+                  </pic:spPr>
+                </pic:pic>
+              </a:graphicData>
+            </a:graphic>
+          </wp:inline>
+        </w:drawing>
+      </w:r>
+    </w:p>
+    <w:p>
+      <w:pPr>
+        <w:keepNext w:val="0"/>
+        <w:keepLines w:val="0"/>
+        <w:widowControl/>
+        <w:suppressLineNumbers w:val="0"/>
+        <w:jc w:val="left"/>
+      </w:pPr>
+    </w:p>
+    <w:p>
+      <w:pPr>
+        <w:pStyle w:val="15"/>
+        <w:keepNext w:val="0"/>
+        <w:keepLines w:val="0"/>
+        <w:widowControl/>
+        <w:suppressLineNumbers w:val="0"/>
+        <w:bidi w:val="0"/>
+        <w:spacing w:before="0" w:beforeAutospacing="0" w:after="0" w:afterAutospacing="0" w:line="21" w:lineRule="atLeast"/>
+      </w:pPr>
+      <w:r>
+        <w:rPr>
+          <w:rFonts w:hint="default" w:ascii="Arial" w:hAnsi="Arial" w:cs="Arial"/>
+          <w:i w:val="0"/>
+          <w:iCs w:val="0"/>
+          <w:color w:val="000000"/>
+          <w:sz w:val="22"/>
+          <w:szCs w:val="22"/>
+          <w:u w:val="none"/>
+          <w:vertAlign w:val="baseline"/>
+        </w:rPr>
+        <w:t>después me paso a mi rama (estudiante3) y verificamos que estemos allí</w:t>
+      </w:r>
+    </w:p>
+    <w:p>
+      <w:pPr>
+        <w:pStyle w:val="15"/>
+        <w:keepNext w:val="0"/>
+        <w:keepLines w:val="0"/>
+        <w:widowControl/>
+        <w:suppressLineNumbers w:val="0"/>
+        <w:bidi w:val="0"/>
+        <w:spacing w:before="0" w:beforeAutospacing="0" w:after="0" w:afterAutospacing="0" w:line="21" w:lineRule="atLeast"/>
+      </w:pPr>
+      <w:r>
+        <w:rPr>
+          <w:rFonts w:hint="default" w:ascii="Arial" w:hAnsi="Arial" w:cs="Arial"/>
+          <w:i w:val="0"/>
+          <w:iCs w:val="0"/>
+          <w:color w:val="000000"/>
+          <w:sz w:val="22"/>
+          <w:szCs w:val="22"/>
+          <w:u w:val="none"/>
+          <w:bdr w:val="none" w:color="auto" w:sz="0" w:space="0"/>
+          <w:vertAlign w:val="baseline"/>
+        </w:rPr>
+        <w:drawing>
+          <wp:inline distT="0" distB="0" distL="114300" distR="114300">
+            <wp:extent cx="5200650" cy="781050"/>
+            <wp:effectExtent l="0" t="0" r="0" b="0"/>
+            <wp:docPr id="12" name="Imagen 5" descr="IMG_260"/>
+            <wp:cNvGraphicFramePr>
+              <a:graphicFrameLocks xmlns:a="http://schemas.openxmlformats.org/drawingml/2006/main" noChangeAspect="1"/>
+            </wp:cNvGraphicFramePr>
+            <a:graphic xmlns:a="http://schemas.openxmlformats.org/drawingml/2006/main">
+              <a:graphicData uri="http://schemas.openxmlformats.org/drawingml/2006/picture">
+                <pic:pic xmlns:pic="http://schemas.openxmlformats.org/drawingml/2006/picture">
+                  <pic:nvPicPr>
+                    <pic:cNvPr id="12" name="Imagen 5" descr="IMG_260"/>
+                    <pic:cNvPicPr>
+                      <a:picLocks noChangeAspect="1"/>
+                    </pic:cNvPicPr>
+                  </pic:nvPicPr>
+                  <pic:blipFill>
+                    <a:blip r:embed="rId37"/>
+                    <a:stretch>
+                      <a:fillRect/>
+                    </a:stretch>
+                  </pic:blipFill>
+                  <pic:spPr>
+                    <a:xfrm>
+                      <a:off x="0" y="0"/>
+                      <a:ext cx="5200650" cy="781050"/>
+                    </a:xfrm>
+                    <a:prstGeom prst="rect">
+                      <a:avLst/>
+                    </a:prstGeom>
+                    <a:noFill/>
+                    <a:ln w="9525">
+                      <a:noFill/>
+                    </a:ln>
+                  </pic:spPr>
+                </pic:pic>
+              </a:graphicData>
+            </a:graphic>
+          </wp:inline>
+        </w:drawing>
+      </w:r>
+    </w:p>
+    <w:p>
+      <w:pPr>
+        <w:keepNext w:val="0"/>
+        <w:keepLines w:val="0"/>
+        <w:widowControl/>
+        <w:suppressLineNumbers w:val="0"/>
+        <w:jc w:val="left"/>
+      </w:pPr>
+    </w:p>
+    <w:p>
+      <w:pPr>
+        <w:pStyle w:val="15"/>
+        <w:keepNext w:val="0"/>
+        <w:keepLines w:val="0"/>
+        <w:widowControl/>
+        <w:suppressLineNumbers w:val="0"/>
+        <w:bidi w:val="0"/>
+        <w:spacing w:before="0" w:beforeAutospacing="0" w:after="0" w:afterAutospacing="0" w:line="21" w:lineRule="atLeast"/>
+      </w:pPr>
+      <w:r>
+        <w:rPr>
+          <w:rFonts w:hint="default" w:ascii="Arial" w:hAnsi="Arial" w:cs="Arial"/>
+          <w:i w:val="0"/>
+          <w:iCs w:val="0"/>
+          <w:color w:val="000000"/>
+          <w:sz w:val="22"/>
+          <w:szCs w:val="22"/>
+          <w:u w:val="none"/>
+          <w:vertAlign w:val="baseline"/>
+        </w:rPr>
+        <w:t>creamos la carpeta lib</w:t>
+      </w:r>
+    </w:p>
+    <w:p>
+      <w:pPr>
+        <w:pStyle w:val="15"/>
+        <w:keepNext w:val="0"/>
+        <w:keepLines w:val="0"/>
+        <w:widowControl/>
+        <w:suppressLineNumbers w:val="0"/>
+        <w:bidi w:val="0"/>
+        <w:spacing w:before="0" w:beforeAutospacing="0" w:after="0" w:afterAutospacing="0" w:line="21" w:lineRule="atLeast"/>
+      </w:pPr>
+      <w:r>
+        <w:rPr>
+          <w:rFonts w:hint="default" w:ascii="Arial" w:hAnsi="Arial" w:cs="Arial"/>
+          <w:i w:val="0"/>
+          <w:iCs w:val="0"/>
+          <w:color w:val="000000"/>
+          <w:sz w:val="22"/>
+          <w:szCs w:val="22"/>
+          <w:u w:val="none"/>
+          <w:bdr w:val="none" w:color="auto" w:sz="0" w:space="0"/>
+          <w:vertAlign w:val="baseline"/>
+        </w:rPr>
+        <w:drawing>
+          <wp:inline distT="0" distB="0" distL="114300" distR="114300">
+            <wp:extent cx="4914900" cy="1714500"/>
+            <wp:effectExtent l="0" t="0" r="0" b="0"/>
+            <wp:docPr id="13" name="Imagen 6" descr="IMG_261"/>
+            <wp:cNvGraphicFramePr>
+              <a:graphicFrameLocks xmlns:a="http://schemas.openxmlformats.org/drawingml/2006/main" noChangeAspect="1"/>
+            </wp:cNvGraphicFramePr>
+            <a:graphic xmlns:a="http://schemas.openxmlformats.org/drawingml/2006/main">
+              <a:graphicData uri="http://schemas.openxmlformats.org/drawingml/2006/picture">
+                <pic:pic xmlns:pic="http://schemas.openxmlformats.org/drawingml/2006/picture">
+                  <pic:nvPicPr>
+                    <pic:cNvPr id="13" name="Imagen 6" descr="IMG_261"/>
+                    <pic:cNvPicPr>
+                      <a:picLocks noChangeAspect="1"/>
+                    </pic:cNvPicPr>
+                  </pic:nvPicPr>
+                  <pic:blipFill>
+                    <a:blip r:embed="rId38"/>
+                    <a:stretch>
+                      <a:fillRect/>
+                    </a:stretch>
+                  </pic:blipFill>
+                  <pic:spPr>
+                    <a:xfrm>
+                      <a:off x="0" y="0"/>
+                      <a:ext cx="4914900" cy="1714500"/>
+                    </a:xfrm>
+                    <a:prstGeom prst="rect">
+                      <a:avLst/>
+                    </a:prstGeom>
+                    <a:noFill/>
+                    <a:ln w="9525">
+                      <a:noFill/>
+                    </a:ln>
+                  </pic:spPr>
+                </pic:pic>
+              </a:graphicData>
+            </a:graphic>
+          </wp:inline>
+        </w:drawing>
+      </w:r>
+    </w:p>
+    <w:p>
+      <w:pPr>
+        <w:keepNext w:val="0"/>
+        <w:keepLines w:val="0"/>
+        <w:widowControl/>
+        <w:suppressLineNumbers w:val="0"/>
+        <w:spacing w:after="240" w:afterAutospacing="0"/>
+        <w:jc w:val="left"/>
+      </w:pPr>
+      <w:r>
+        <w:rPr>
+          <w:rFonts w:ascii="SimSun" w:hAnsi="SimSun" w:eastAsia="SimSun" w:cs="SimSun"/>
+          <w:b w:val="0"/>
+          <w:bCs w:val="0"/>
+          <w:kern w:val="0"/>
+          <w:sz w:val="24"/>
+          <w:szCs w:val="24"/>
+          <w:lang w:val="en-US" w:eastAsia="zh-CN" w:bidi="ar"/>
+          <w14:ligatures w14:val="standardContextual"/>
+        </w:rPr>
+        <w:br w:type="textWrapping"/>
+      </w:r>
+      <w:r>
+        <w:rPr>
+          <w:rFonts w:ascii="SimSun" w:hAnsi="SimSun" w:eastAsia="SimSun" w:cs="SimSun"/>
+          <w:b w:val="0"/>
+          <w:bCs w:val="0"/>
+          <w:kern w:val="0"/>
+          <w:sz w:val="24"/>
+          <w:szCs w:val="24"/>
+          <w:lang w:val="en-US" w:eastAsia="zh-CN" w:bidi="ar"/>
+          <w14:ligatures w14:val="standardContextual"/>
+        </w:rPr>
+        <w:br w:type="textWrapping"/>
+      </w:r>
+      <w:r>
+        <w:rPr>
+          <w:rFonts w:ascii="SimSun" w:hAnsi="SimSun" w:eastAsia="SimSun" w:cs="SimSun"/>
+          <w:b w:val="0"/>
+          <w:bCs w:val="0"/>
+          <w:kern w:val="0"/>
+          <w:sz w:val="24"/>
+          <w:szCs w:val="24"/>
+          <w:lang w:val="en-US" w:eastAsia="zh-CN" w:bidi="ar"/>
+          <w14:ligatures w14:val="standardContextual"/>
+        </w:rPr>
+        <w:br w:type="textWrapping"/>
+      </w:r>
+    </w:p>
+    <w:p>
+      <w:pPr>
+        <w:pStyle w:val="15"/>
+        <w:keepNext w:val="0"/>
+        <w:keepLines w:val="0"/>
+        <w:widowControl/>
+        <w:suppressLineNumbers w:val="0"/>
+        <w:bidi w:val="0"/>
+        <w:spacing w:before="0" w:beforeAutospacing="0" w:after="0" w:afterAutospacing="0" w:line="21" w:lineRule="atLeast"/>
+      </w:pPr>
+      <w:r>
+        <w:rPr>
+          <w:rFonts w:hint="default" w:ascii="Arial" w:hAnsi="Arial" w:cs="Arial"/>
+          <w:i w:val="0"/>
+          <w:iCs w:val="0"/>
+          <w:color w:val="000000"/>
+          <w:sz w:val="22"/>
+          <w:szCs w:val="22"/>
+          <w:u w:val="none"/>
+          <w:vertAlign w:val="baseline"/>
+        </w:rPr>
+        <w:t>dentro de esa carpeta creare el archivo frontend, después lo incluyó dentro de un commit, y por último hago el commit</w:t>
+      </w:r>
+    </w:p>
+    <w:p>
+      <w:pPr>
+        <w:pStyle w:val="15"/>
+        <w:keepNext w:val="0"/>
+        <w:keepLines w:val="0"/>
+        <w:widowControl/>
+        <w:suppressLineNumbers w:val="0"/>
+        <w:bidi w:val="0"/>
+        <w:spacing w:before="0" w:beforeAutospacing="0" w:after="0" w:afterAutospacing="0" w:line="21" w:lineRule="atLeast"/>
+      </w:pPr>
+      <w:r>
+        <w:rPr>
+          <w:rFonts w:hint="default" w:ascii="Arial" w:hAnsi="Arial" w:cs="Arial"/>
+          <w:i w:val="0"/>
+          <w:iCs w:val="0"/>
+          <w:color w:val="000000"/>
+          <w:sz w:val="22"/>
+          <w:szCs w:val="22"/>
+          <w:u w:val="none"/>
+          <w:bdr w:val="none" w:color="auto" w:sz="0" w:space="0"/>
+          <w:vertAlign w:val="baseline"/>
+        </w:rPr>
+        <w:drawing>
+          <wp:inline distT="0" distB="0" distL="114300" distR="114300">
+            <wp:extent cx="5086350" cy="790575"/>
+            <wp:effectExtent l="0" t="0" r="0" b="9525"/>
+            <wp:docPr id="8" name="Imagen 7" descr="IMG_262"/>
+            <wp:cNvGraphicFramePr>
+              <a:graphicFrameLocks xmlns:a="http://schemas.openxmlformats.org/drawingml/2006/main" noChangeAspect="1"/>
+            </wp:cNvGraphicFramePr>
+            <a:graphic xmlns:a="http://schemas.openxmlformats.org/drawingml/2006/main">
+              <a:graphicData uri="http://schemas.openxmlformats.org/drawingml/2006/picture">
+                <pic:pic xmlns:pic="http://schemas.openxmlformats.org/drawingml/2006/picture">
+                  <pic:nvPicPr>
+                    <pic:cNvPr id="8" name="Imagen 7" descr="IMG_262"/>
+                    <pic:cNvPicPr>
+                      <a:picLocks noChangeAspect="1"/>
+                    </pic:cNvPicPr>
+                  </pic:nvPicPr>
+                  <pic:blipFill>
+                    <a:blip r:embed="rId39"/>
+                    <a:stretch>
+                      <a:fillRect/>
+                    </a:stretch>
+                  </pic:blipFill>
+                  <pic:spPr>
+                    <a:xfrm>
+                      <a:off x="0" y="0"/>
+                      <a:ext cx="5086350" cy="790575"/>
+                    </a:xfrm>
+                    <a:prstGeom prst="rect">
+                      <a:avLst/>
+                    </a:prstGeom>
+                    <a:noFill/>
+                    <a:ln w="9525">
+                      <a:noFill/>
+                    </a:ln>
+                  </pic:spPr>
+                </pic:pic>
+              </a:graphicData>
+            </a:graphic>
+          </wp:inline>
+        </w:drawing>
+      </w:r>
+    </w:p>
+    <w:p>
+      <w:pPr>
+        <w:keepNext w:val="0"/>
+        <w:keepLines w:val="0"/>
+        <w:widowControl/>
+        <w:suppressLineNumbers w:val="0"/>
+        <w:jc w:val="left"/>
+      </w:pPr>
+    </w:p>
+    <w:p>
+      <w:pPr>
+        <w:pStyle w:val="15"/>
+        <w:keepNext w:val="0"/>
+        <w:keepLines w:val="0"/>
+        <w:widowControl/>
+        <w:suppressLineNumbers w:val="0"/>
+        <w:bidi w:val="0"/>
+        <w:spacing w:before="0" w:beforeAutospacing="0" w:after="0" w:afterAutospacing="0" w:line="21" w:lineRule="atLeast"/>
+      </w:pPr>
+      <w:r>
+        <w:rPr>
+          <w:rFonts w:hint="default" w:ascii="Arial" w:hAnsi="Arial" w:cs="Arial"/>
+          <w:i w:val="0"/>
+          <w:iCs w:val="0"/>
+          <w:color w:val="000000"/>
+          <w:sz w:val="22"/>
+          <w:szCs w:val="22"/>
+          <w:u w:val="none"/>
+          <w:vertAlign w:val="baseline"/>
+        </w:rPr>
+        <w:t>luego uno los cambios a mi rama y verifico</w:t>
+      </w:r>
+    </w:p>
+    <w:p>
+      <w:pPr>
+        <w:pStyle w:val="15"/>
+        <w:keepNext w:val="0"/>
+        <w:keepLines w:val="0"/>
+        <w:widowControl/>
+        <w:suppressLineNumbers w:val="0"/>
+        <w:bidi w:val="0"/>
+        <w:spacing w:before="0" w:beforeAutospacing="0" w:after="0" w:afterAutospacing="0" w:line="21" w:lineRule="atLeast"/>
+      </w:pPr>
+      <w:r>
+        <w:rPr>
+          <w:rFonts w:hint="default" w:ascii="Arial" w:hAnsi="Arial" w:cs="Arial"/>
+          <w:i w:val="0"/>
+          <w:iCs w:val="0"/>
+          <w:color w:val="000000"/>
+          <w:sz w:val="22"/>
+          <w:szCs w:val="22"/>
+          <w:u w:val="none"/>
+          <w:bdr w:val="none" w:color="auto" w:sz="0" w:space="0"/>
+          <w:vertAlign w:val="baseline"/>
+        </w:rPr>
+        <w:drawing>
+          <wp:inline distT="0" distB="0" distL="114300" distR="114300">
+            <wp:extent cx="5734050" cy="1914525"/>
+            <wp:effectExtent l="0" t="0" r="0" b="9525"/>
+            <wp:docPr id="9" name="Imagen 8" descr="IMG_263"/>
+            <wp:cNvGraphicFramePr>
+              <a:graphicFrameLocks xmlns:a="http://schemas.openxmlformats.org/drawingml/2006/main" noChangeAspect="1"/>
+            </wp:cNvGraphicFramePr>
+            <a:graphic xmlns:a="http://schemas.openxmlformats.org/drawingml/2006/main">
+              <a:graphicData uri="http://schemas.openxmlformats.org/drawingml/2006/picture">
+                <pic:pic xmlns:pic="http://schemas.openxmlformats.org/drawingml/2006/picture">
+                  <pic:nvPicPr>
+                    <pic:cNvPr id="9" name="Imagen 8" descr="IMG_263"/>
+                    <pic:cNvPicPr>
+                      <a:picLocks noChangeAspect="1"/>
+                    </pic:cNvPicPr>
+                  </pic:nvPicPr>
+                  <pic:blipFill>
+                    <a:blip r:embed="rId40"/>
+                    <a:stretch>
+                      <a:fillRect/>
+                    </a:stretch>
+                  </pic:blipFill>
+                  <pic:spPr>
+                    <a:xfrm>
+                      <a:off x="0" y="0"/>
+                      <a:ext cx="5734050" cy="1914525"/>
+                    </a:xfrm>
+                    <a:prstGeom prst="rect">
+                      <a:avLst/>
+                    </a:prstGeom>
+                    <a:noFill/>
+                    <a:ln w="9525">
+                      <a:noFill/>
+                    </a:ln>
+                  </pic:spPr>
+                </pic:pic>
+              </a:graphicData>
+            </a:graphic>
+          </wp:inline>
+        </w:drawing>
+      </w:r>
+    </w:p>
+    <w:p>
+      <w:pPr>
+        <w:keepNext w:val="0"/>
+        <w:keepLines w:val="0"/>
+        <w:widowControl/>
+        <w:suppressLineNumbers w:val="0"/>
+        <w:jc w:val="left"/>
+      </w:pPr>
+    </w:p>
+    <w:p>
+      <w:pPr>
+        <w:pStyle w:val="15"/>
+        <w:keepNext w:val="0"/>
+        <w:keepLines w:val="0"/>
+        <w:widowControl/>
+        <w:suppressLineNumbers w:val="0"/>
+        <w:bidi w:val="0"/>
+        <w:spacing w:before="0" w:beforeAutospacing="0" w:after="0" w:afterAutospacing="0" w:line="21" w:lineRule="atLeast"/>
+      </w:pPr>
+      <w:r>
+        <w:rPr>
+          <w:rFonts w:hint="default" w:ascii="Arial" w:hAnsi="Arial" w:cs="Arial"/>
+          <w:i w:val="0"/>
+          <w:iCs w:val="0"/>
+          <w:color w:val="000000"/>
+          <w:sz w:val="22"/>
+          <w:szCs w:val="22"/>
+          <w:u w:val="none"/>
+          <w:vertAlign w:val="baseline"/>
+        </w:rPr>
+        <w:t>por último hago el push hacia mi rama</w:t>
+      </w:r>
+    </w:p>
+    <w:p>
+      <w:pPr>
+        <w:pStyle w:val="15"/>
+        <w:keepNext w:val="0"/>
+        <w:keepLines w:val="0"/>
+        <w:widowControl/>
+        <w:suppressLineNumbers w:val="0"/>
+        <w:bidi w:val="0"/>
+        <w:spacing w:before="0" w:beforeAutospacing="0" w:after="0" w:afterAutospacing="0" w:line="21" w:lineRule="atLeast"/>
+      </w:pPr>
+      <w:r>
+        <w:rPr>
+          <w:rFonts w:hint="default" w:ascii="Arial" w:hAnsi="Arial" w:cs="Arial"/>
+          <w:i w:val="0"/>
+          <w:iCs w:val="0"/>
+          <w:color w:val="000000"/>
+          <w:sz w:val="22"/>
+          <w:szCs w:val="22"/>
+          <w:u w:val="none"/>
+          <w:bdr w:val="none" w:color="auto" w:sz="0" w:space="0"/>
+          <w:vertAlign w:val="baseline"/>
+        </w:rPr>
+        <w:drawing>
+          <wp:inline distT="0" distB="0" distL="114300" distR="114300">
+            <wp:extent cx="5381625" cy="1657350"/>
+            <wp:effectExtent l="0" t="0" r="9525" b="0"/>
+            <wp:docPr id="16" name="Imagen 9" descr="IMG_264"/>
+            <wp:cNvGraphicFramePr>
+              <a:graphicFrameLocks xmlns:a="http://schemas.openxmlformats.org/drawingml/2006/main" noChangeAspect="1"/>
+            </wp:cNvGraphicFramePr>
+            <a:graphic xmlns:a="http://schemas.openxmlformats.org/drawingml/2006/main">
+              <a:graphicData uri="http://schemas.openxmlformats.org/drawingml/2006/picture">
+                <pic:pic xmlns:pic="http://schemas.openxmlformats.org/drawingml/2006/picture">
+                  <pic:nvPicPr>
+                    <pic:cNvPr id="16" name="Imagen 9" descr="IMG_264"/>
+                    <pic:cNvPicPr>
+                      <a:picLocks noChangeAspect="1"/>
+                    </pic:cNvPicPr>
+                  </pic:nvPicPr>
+                  <pic:blipFill>
+                    <a:blip r:embed="rId41"/>
+                    <a:stretch>
+                      <a:fillRect/>
+                    </a:stretch>
+                  </pic:blipFill>
+                  <pic:spPr>
+                    <a:xfrm>
+                      <a:off x="0" y="0"/>
+                      <a:ext cx="5381625" cy="1657350"/>
+                    </a:xfrm>
+                    <a:prstGeom prst="rect">
+                      <a:avLst/>
+                    </a:prstGeom>
+                    <a:noFill/>
+                    <a:ln w="9525">
+                      <a:noFill/>
+                    </a:ln>
+                  </pic:spPr>
+                </pic:pic>
+              </a:graphicData>
+            </a:graphic>
+          </wp:inline>
+        </w:drawing>
+      </w:r>
+    </w:p>
+    <w:p>
+      <w:pPr>
+        <w:keepNext w:val="0"/>
+        <w:keepLines w:val="0"/>
+        <w:widowControl/>
+        <w:suppressLineNumbers w:val="0"/>
+        <w:jc w:val="left"/>
+      </w:pPr>
+    </w:p>
+    <w:p>
+      <w:pPr>
+        <w:pStyle w:val="15"/>
+        <w:keepNext w:val="0"/>
+        <w:keepLines w:val="0"/>
+        <w:widowControl/>
+        <w:suppressLineNumbers w:val="0"/>
+        <w:bidi w:val="0"/>
+        <w:spacing w:before="0" w:beforeAutospacing="0" w:after="0" w:afterAutospacing="0" w:line="21" w:lineRule="atLeast"/>
+      </w:pPr>
+      <w:r>
+        <w:rPr>
+          <w:rFonts w:hint="default" w:ascii="Arial" w:hAnsi="Arial" w:cs="Arial"/>
+          <w:i w:val="0"/>
+          <w:iCs w:val="0"/>
+          <w:color w:val="000000"/>
+          <w:sz w:val="22"/>
+          <w:szCs w:val="22"/>
+          <w:u w:val="none"/>
+          <w:vertAlign w:val="baseline"/>
+        </w:rPr>
+        <w:t>Luego me paso a la rama main, uno los cambios a mi rama, despues llamo los datos del repositorio para que este actualizado haciendo pull, y ya por último hago un push para que mi archivo frontend.js quede dentro de la rama main</w:t>
+      </w:r>
+    </w:p>
+    <w:p>
+      <w:pPr>
+        <w:pStyle w:val="15"/>
+        <w:keepNext w:val="0"/>
+        <w:keepLines w:val="0"/>
+        <w:widowControl/>
+        <w:suppressLineNumbers w:val="0"/>
+        <w:bidi w:val="0"/>
+        <w:spacing w:before="0" w:beforeAutospacing="0" w:after="0" w:afterAutospacing="0" w:line="21" w:lineRule="atLeast"/>
+      </w:pPr>
+      <w:r>
+        <w:rPr>
+          <w:rFonts w:hint="default" w:ascii="Arial" w:hAnsi="Arial" w:cs="Arial"/>
+          <w:i w:val="0"/>
+          <w:iCs w:val="0"/>
+          <w:color w:val="000000"/>
+          <w:sz w:val="22"/>
+          <w:szCs w:val="22"/>
+          <w:u w:val="none"/>
+          <w:bdr w:val="none" w:color="auto" w:sz="0" w:space="0"/>
+          <w:vertAlign w:val="baseline"/>
+        </w:rPr>
+        <w:drawing>
+          <wp:inline distT="0" distB="0" distL="114300" distR="114300">
+            <wp:extent cx="4238625" cy="523875"/>
+            <wp:effectExtent l="0" t="0" r="9525" b="9525"/>
+            <wp:docPr id="14" name="Imagen 10" descr="IMG_265"/>
+            <wp:cNvGraphicFramePr>
+              <a:graphicFrameLocks xmlns:a="http://schemas.openxmlformats.org/drawingml/2006/main" noChangeAspect="1"/>
+            </wp:cNvGraphicFramePr>
+            <a:graphic xmlns:a="http://schemas.openxmlformats.org/drawingml/2006/main">
+              <a:graphicData uri="http://schemas.openxmlformats.org/drawingml/2006/picture">
+                <pic:pic xmlns:pic="http://schemas.openxmlformats.org/drawingml/2006/picture">
+                  <pic:nvPicPr>
+                    <pic:cNvPr id="14" name="Imagen 10" descr="IMG_265"/>
+                    <pic:cNvPicPr>
+                      <a:picLocks noChangeAspect="1"/>
+                    </pic:cNvPicPr>
+                  </pic:nvPicPr>
+                  <pic:blipFill>
+                    <a:blip r:embed="rId42"/>
+                    <a:stretch>
+                      <a:fillRect/>
+                    </a:stretch>
+                  </pic:blipFill>
+                  <pic:spPr>
+                    <a:xfrm>
+                      <a:off x="0" y="0"/>
+                      <a:ext cx="4238625" cy="523875"/>
+                    </a:xfrm>
+                    <a:prstGeom prst="rect">
+                      <a:avLst/>
+                    </a:prstGeom>
+                    <a:noFill/>
+                    <a:ln w="9525">
+                      <a:noFill/>
+                    </a:ln>
+                  </pic:spPr>
+                </pic:pic>
+              </a:graphicData>
+            </a:graphic>
+          </wp:inline>
+        </w:drawing>
+      </w:r>
+    </w:p>
+    <w:p>
+      <w:pPr>
+        <w:pStyle w:val="15"/>
+        <w:keepNext w:val="0"/>
+        <w:keepLines w:val="0"/>
+        <w:widowControl/>
+        <w:suppressLineNumbers w:val="0"/>
+        <w:bidi w:val="0"/>
+        <w:spacing w:before="0" w:beforeAutospacing="0" w:after="0" w:afterAutospacing="0" w:line="21" w:lineRule="atLeast"/>
+      </w:pPr>
+      <w:r>
+        <w:rPr>
+          <w:rFonts w:hint="default" w:ascii="Arial" w:hAnsi="Arial" w:cs="Arial"/>
+          <w:i w:val="0"/>
+          <w:iCs w:val="0"/>
+          <w:color w:val="000000"/>
+          <w:sz w:val="22"/>
+          <w:szCs w:val="22"/>
+          <w:u w:val="none"/>
+          <w:bdr w:val="none" w:color="auto" w:sz="0" w:space="0"/>
+          <w:vertAlign w:val="baseline"/>
+        </w:rPr>
+        <w:drawing>
+          <wp:inline distT="0" distB="0" distL="114300" distR="114300">
+            <wp:extent cx="4572000" cy="1009650"/>
+            <wp:effectExtent l="0" t="0" r="0" b="0"/>
+            <wp:docPr id="18" name="Imagen 11" descr="IMG_266"/>
+            <wp:cNvGraphicFramePr>
+              <a:graphicFrameLocks xmlns:a="http://schemas.openxmlformats.org/drawingml/2006/main" noChangeAspect="1"/>
+            </wp:cNvGraphicFramePr>
+            <a:graphic xmlns:a="http://schemas.openxmlformats.org/drawingml/2006/main">
+              <a:graphicData uri="http://schemas.openxmlformats.org/drawingml/2006/picture">
+                <pic:pic xmlns:pic="http://schemas.openxmlformats.org/drawingml/2006/picture">
+                  <pic:nvPicPr>
+                    <pic:cNvPr id="18" name="Imagen 11" descr="IMG_266"/>
+                    <pic:cNvPicPr>
+                      <a:picLocks noChangeAspect="1"/>
+                    </pic:cNvPicPr>
+                  </pic:nvPicPr>
+                  <pic:blipFill>
+                    <a:blip r:embed="rId43"/>
+                    <a:stretch>
+                      <a:fillRect/>
+                    </a:stretch>
+                  </pic:blipFill>
+                  <pic:spPr>
+                    <a:xfrm>
+                      <a:off x="0" y="0"/>
+                      <a:ext cx="4572000" cy="1009650"/>
+                    </a:xfrm>
+                    <a:prstGeom prst="rect">
+                      <a:avLst/>
+                    </a:prstGeom>
+                    <a:noFill/>
+                    <a:ln w="9525">
+                      <a:noFill/>
+                    </a:ln>
+                  </pic:spPr>
+                </pic:pic>
+              </a:graphicData>
+            </a:graphic>
+          </wp:inline>
+        </w:drawing>
+      </w:r>
+    </w:p>
+    <w:p>
+      <w:pPr>
+        <w:pStyle w:val="15"/>
+        <w:keepNext w:val="0"/>
+        <w:keepLines w:val="0"/>
+        <w:widowControl/>
+        <w:suppressLineNumbers w:val="0"/>
+        <w:bidi w:val="0"/>
+        <w:spacing w:before="0" w:beforeAutospacing="0" w:after="0" w:afterAutospacing="0" w:line="21" w:lineRule="atLeast"/>
+      </w:pPr>
+      <w:r>
+        <w:rPr>
+          <w:rFonts w:hint="default" w:ascii="Arial" w:hAnsi="Arial" w:cs="Arial"/>
+          <w:i w:val="0"/>
+          <w:iCs w:val="0"/>
+          <w:color w:val="000000"/>
+          <w:sz w:val="22"/>
+          <w:szCs w:val="22"/>
+          <w:u w:val="none"/>
+          <w:bdr w:val="none" w:color="auto" w:sz="0" w:space="0"/>
+          <w:vertAlign w:val="baseline"/>
+        </w:rPr>
+        <w:drawing>
+          <wp:inline distT="0" distB="0" distL="114300" distR="114300">
+            <wp:extent cx="4410075" cy="2771775"/>
+            <wp:effectExtent l="0" t="0" r="9525" b="9525"/>
+            <wp:docPr id="10" name="Imagen 12" descr="IMG_267"/>
+            <wp:cNvGraphicFramePr>
+              <a:graphicFrameLocks xmlns:a="http://schemas.openxmlformats.org/drawingml/2006/main" noChangeAspect="1"/>
+            </wp:cNvGraphicFramePr>
+            <a:graphic xmlns:a="http://schemas.openxmlformats.org/drawingml/2006/main">
+              <a:graphicData uri="http://schemas.openxmlformats.org/drawingml/2006/picture">
+                <pic:pic xmlns:pic="http://schemas.openxmlformats.org/drawingml/2006/picture">
+                  <pic:nvPicPr>
+                    <pic:cNvPr id="10" name="Imagen 12" descr="IMG_267"/>
+                    <pic:cNvPicPr>
+                      <a:picLocks noChangeAspect="1"/>
+                    </pic:cNvPicPr>
+                  </pic:nvPicPr>
+                  <pic:blipFill>
+                    <a:blip r:embed="rId44"/>
+                    <a:stretch>
+                      <a:fillRect/>
+                    </a:stretch>
+                  </pic:blipFill>
+                  <pic:spPr>
+                    <a:xfrm>
+                      <a:off x="0" y="0"/>
+                      <a:ext cx="4410075" cy="2771775"/>
+                    </a:xfrm>
+                    <a:prstGeom prst="rect">
+                      <a:avLst/>
+                    </a:prstGeom>
+                    <a:noFill/>
+                    <a:ln w="9525">
+                      <a:noFill/>
+                    </a:ln>
+                  </pic:spPr>
+                </pic:pic>
+              </a:graphicData>
+            </a:graphic>
+          </wp:inline>
+        </w:drawing>
+      </w:r>
       <w:bookmarkStart w:id="0" w:name="_GoBack"/>
       <w:bookmarkEnd w:id="0"/>
+    </w:p>
+    <w:p>
+      <w:pPr>
+        <w:keepNext w:val="0"/>
+        <w:keepLines w:val="0"/>
+        <w:widowControl/>
+        <w:suppressLineNumbers w:val="0"/>
+        <w:jc w:val="left"/>
+      </w:pPr>
+    </w:p>
+    <w:p>
+      <w:pPr>
+        <w:rPr>
+          <w:b/>
+          <w:bCs/>
+          <w:lang w:val="es-MX"/>
+        </w:rPr>
+      </w:pPr>
+    </w:p>
+    <w:p>
+      <w:pPr>
+        <w:rPr>
+          <w:b/>
+          <w:bCs/>
+          <w:lang w:val="es-MX"/>
+        </w:rPr>
+      </w:pPr>
     </w:p>
     <w:sectPr>
       <w:pgSz w:w="11906" w:h="16838"/>
@@ -2123,7 +3282,7 @@
   <w:docDefaults>
     <w:rPrDefault>
       <w:rPr>
-        <w:rFonts w:ascii="Aptos" w:hAnsi="Aptos" w:eastAsia="Aptos" w:cs="Aptos"/>
+        <w:rFonts w:ascii="Times New Roman" w:hAnsi="Times New Roman" w:eastAsia="SimSun" w:cs="Times New Roman"/>
       </w:rPr>
     </w:rPrDefault>
     <w:pPrDefault/>
@@ -2194,7 +3353,7 @@
     <w:lsdException w:qFormat="1" w:unhideWhenUsed="0" w:uiPriority="10" w:semiHidden="0" w:name="Title"/>
     <w:lsdException w:uiPriority="99" w:name="Closing"/>
     <w:lsdException w:uiPriority="99" w:name="Signature"/>
-    <w:lsdException w:uiPriority="1" w:name="Default Paragraph Font"/>
+    <w:lsdException w:qFormat="1" w:uiPriority="1" w:name="Default Paragraph Font"/>
     <w:lsdException w:uiPriority="99" w:name="Body Text"/>
     <w:lsdException w:uiPriority="99" w:name="Body Text Indent"/>
     <w:lsdException w:uiPriority="99" w:name="List Continue"/>
@@ -2214,8 +3373,8 @@
     <w:lsdException w:uiPriority="99" w:name="Body Text Indent 2"/>
     <w:lsdException w:uiPriority="99" w:name="Body Text Indent 3"/>
     <w:lsdException w:uiPriority="99" w:name="Block Text"/>
-    <w:lsdException w:uiPriority="99" w:semiHidden="0" w:name="Hyperlink"/>
-    <w:lsdException w:uiPriority="99" w:name="FollowedHyperlink"/>
+    <w:lsdException w:qFormat="1" w:uiPriority="99" w:semiHidden="0" w:name="Hyperlink"/>
+    <w:lsdException w:qFormat="1" w:uiPriority="99" w:name="FollowedHyperlink"/>
     <w:lsdException w:qFormat="1" w:unhideWhenUsed="0" w:uiPriority="22" w:semiHidden="0" w:name="Strong"/>
     <w:lsdException w:qFormat="1" w:unhideWhenUsed="0" w:uiPriority="20" w:semiHidden="0" w:name="Emphasis"/>
     <w:lsdException w:uiPriority="99" w:name="Document Map"/>
@@ -2232,7 +3391,7 @@
     <w:lsdException w:uiPriority="99" w:name="HTML Sample"/>
     <w:lsdException w:uiPriority="99" w:name="HTML Typewriter"/>
     <w:lsdException w:uiPriority="99" w:name="HTML Variable"/>
-    <w:lsdException w:uiPriority="99" w:name="Normal Table"/>
+    <w:lsdException w:qFormat="1" w:uiPriority="99" w:name="Normal Table"/>
     <w:lsdException w:uiPriority="99" w:name="annotation subject"/>
     <w:lsdException w:uiPriority="99" w:name="Table Simple 1"/>
     <w:lsdException w:uiPriority="99" w:name="Table Simple 2"/>
@@ -2303,7 +3462,7 @@
     <w:name w:val="heading 1"/>
     <w:basedOn w:val="1"/>
     <w:next w:val="1"/>
-    <w:link w:val="17"/>
+    <w:link w:val="18"/>
     <w:qFormat/>
     <w:uiPriority w:val="9"/>
     <w:pPr>
@@ -2323,7 +3482,7 @@
     <w:name w:val="heading 2"/>
     <w:basedOn w:val="1"/>
     <w:next w:val="1"/>
-    <w:link w:val="18"/>
+    <w:link w:val="19"/>
     <w:semiHidden/>
     <w:unhideWhenUsed/>
     <w:qFormat/>
@@ -2345,7 +3504,7 @@
     <w:name w:val="heading 3"/>
     <w:basedOn w:val="1"/>
     <w:next w:val="1"/>
-    <w:link w:val="19"/>
+    <w:link w:val="20"/>
     <w:semiHidden/>
     <w:unhideWhenUsed/>
     <w:qFormat/>
@@ -2367,7 +3526,7 @@
     <w:name w:val="heading 4"/>
     <w:basedOn w:val="1"/>
     <w:next w:val="1"/>
-    <w:link w:val="20"/>
+    <w:link w:val="21"/>
     <w:semiHidden/>
     <w:unhideWhenUsed/>
     <w:qFormat/>
@@ -2389,7 +3548,7 @@
     <w:name w:val="heading 5"/>
     <w:basedOn w:val="1"/>
     <w:next w:val="1"/>
-    <w:link w:val="21"/>
+    <w:link w:val="22"/>
     <w:semiHidden/>
     <w:unhideWhenUsed/>
     <w:qFormat/>
@@ -2409,7 +3568,7 @@
     <w:name w:val="heading 6"/>
     <w:basedOn w:val="1"/>
     <w:next w:val="1"/>
-    <w:link w:val="22"/>
+    <w:link w:val="23"/>
     <w:semiHidden/>
     <w:unhideWhenUsed/>
     <w:qFormat/>
@@ -2439,7 +3598,7 @@
     <w:name w:val="heading 7"/>
     <w:basedOn w:val="1"/>
     <w:next w:val="1"/>
-    <w:link w:val="23"/>
+    <w:link w:val="24"/>
     <w:semiHidden/>
     <w:unhideWhenUsed/>
     <w:qFormat/>
@@ -2467,7 +3626,7 @@
     <w:name w:val="heading 8"/>
     <w:basedOn w:val="1"/>
     <w:next w:val="1"/>
-    <w:link w:val="24"/>
+    <w:link w:val="25"/>
     <w:semiHidden/>
     <w:unhideWhenUsed/>
     <w:qFormat/>
@@ -2497,7 +3656,7 @@
     <w:name w:val="heading 9"/>
     <w:basedOn w:val="1"/>
     <w:next w:val="1"/>
-    <w:link w:val="25"/>
+    <w:link w:val="26"/>
     <w:semiHidden/>
     <w:unhideWhenUsed/>
     <w:qFormat/>
@@ -2525,12 +3684,14 @@
     <w:name w:val="Default Paragraph Font"/>
     <w:semiHidden/>
     <w:unhideWhenUsed/>
+    <w:qFormat/>
     <w:uiPriority w:val="1"/>
   </w:style>
   <w:style w:type="table" w:default="1" w:styleId="12">
     <w:name w:val="Normal Table"/>
     <w:semiHidden/>
     <w:unhideWhenUsed/>
+    <w:qFormat/>
     <w:uiPriority w:val="99"/>
     <w:pPr>
       <w:keepNext w:val="0"/>
@@ -2560,6 +3721,7 @@
     <w:name w:val="Hyperlink"/>
     <w:basedOn w:val="11"/>
     <w:unhideWhenUsed/>
+    <w:qFormat/>
     <w:uiPriority w:val="99"/>
     <w:rPr>
       <w:color w:val="467886" w:themeColor="hyperlink"/>
@@ -2575,6 +3737,7 @@
     <w:name w:val="FollowedHyperlink"/>
     <w:semiHidden/>
     <w:unhideWhenUsed/>
+    <w:qFormat/>
     <w:uiPriority w:val="99"/>
     <w:rPr>
       <w:color w:val="96607D"/>
@@ -2582,10 +3745,27 @@
     </w:rPr>
   </w:style>
   <w:style w:type="paragraph" w:styleId="15">
+    <w:name w:val="Normal (Web)"/>
+    <w:semiHidden/>
+    <w:unhideWhenUsed/>
+    <w:uiPriority w:val="99"/>
+    <w:pPr>
+      <w:spacing w:before="0" w:beforeAutospacing="1" w:after="0" w:afterAutospacing="1"/>
+      <w:ind w:left="0" w:right="0"/>
+      <w:jc w:val="left"/>
+    </w:pPr>
+    <w:rPr>
+      <w:kern w:val="0"/>
+      <w:sz w:val="24"/>
+      <w:szCs w:val="24"/>
+      <w:lang w:val="en-US" w:eastAsia="zh-CN" w:bidi="ar"/>
+    </w:rPr>
+  </w:style>
+  <w:style w:type="paragraph" w:styleId="16">
     <w:name w:val="Subtitle"/>
     <w:basedOn w:val="1"/>
     <w:next w:val="1"/>
-    <w:link w:val="27"/>
+    <w:link w:val="28"/>
     <w:qFormat/>
     <w:uiPriority w:val="11"/>
     <w:rPr>
@@ -2604,11 +3784,11 @@
       </w14:textFill>
     </w:rPr>
   </w:style>
-  <w:style w:type="paragraph" w:styleId="16">
+  <w:style w:type="paragraph" w:styleId="17">
     <w:name w:val="Title"/>
     <w:basedOn w:val="1"/>
     <w:next w:val="1"/>
-    <w:link w:val="26"/>
+    <w:link w:val="27"/>
     <w:qFormat/>
     <w:uiPriority w:val="10"/>
     <w:pPr>
@@ -2623,10 +3803,11 @@
       <w:szCs w:val="56"/>
     </w:rPr>
   </w:style>
-  <w:style w:type="character" w:customStyle="1" w:styleId="17">
+  <w:style w:type="character" w:customStyle="1" w:styleId="18">
     <w:name w:val="Título 1 Car"/>
     <w:basedOn w:val="11"/>
     <w:link w:val="2"/>
+    <w:qFormat/>
     <w:uiPriority w:val="9"/>
     <w:rPr>
       <w:rFonts w:asciiTheme="majorHAnsi" w:hAnsiTheme="majorHAnsi" w:eastAsiaTheme="majorEastAsia" w:cstheme="majorBidi"/>
@@ -2635,11 +3816,12 @@
       <w:szCs w:val="40"/>
     </w:rPr>
   </w:style>
-  <w:style w:type="character" w:customStyle="1" w:styleId="18">
+  <w:style w:type="character" w:customStyle="1" w:styleId="19">
     <w:name w:val="Título 2 Car"/>
     <w:basedOn w:val="11"/>
     <w:link w:val="3"/>
     <w:semiHidden/>
+    <w:qFormat/>
     <w:uiPriority w:val="9"/>
     <w:rPr>
       <w:rFonts w:asciiTheme="majorHAnsi" w:hAnsiTheme="majorHAnsi" w:eastAsiaTheme="majorEastAsia" w:cstheme="majorBidi"/>
@@ -2648,11 +3830,12 @@
       <w:szCs w:val="32"/>
     </w:rPr>
   </w:style>
-  <w:style w:type="character" w:customStyle="1" w:styleId="19">
+  <w:style w:type="character" w:customStyle="1" w:styleId="20">
     <w:name w:val="Título 3 Car"/>
     <w:basedOn w:val="11"/>
     <w:link w:val="4"/>
     <w:semiHidden/>
+    <w:qFormat/>
     <w:uiPriority w:val="9"/>
     <w:rPr>
       <w:rFonts w:eastAsiaTheme="majorEastAsia" w:cstheme="majorBidi"/>
@@ -2661,7 +3844,7 @@
       <w:szCs w:val="28"/>
     </w:rPr>
   </w:style>
-  <w:style w:type="character" w:customStyle="1" w:styleId="20">
+  <w:style w:type="character" w:customStyle="1" w:styleId="21">
     <w:name w:val="Título 4 Car"/>
     <w:basedOn w:val="11"/>
     <w:link w:val="5"/>
@@ -2674,7 +3857,7 @@
       <w:color w:val="104862" w:themeColor="accent1" w:themeShade="BF"/>
     </w:rPr>
   </w:style>
-  <w:style w:type="character" w:customStyle="1" w:styleId="21">
+  <w:style w:type="character" w:customStyle="1" w:styleId="22">
     <w:name w:val="Título 5 Car"/>
     <w:basedOn w:val="11"/>
     <w:link w:val="6"/>
@@ -2685,11 +3868,12 @@
       <w:color w:val="104862" w:themeColor="accent1" w:themeShade="BF"/>
     </w:rPr>
   </w:style>
-  <w:style w:type="character" w:customStyle="1" w:styleId="22">
+  <w:style w:type="character" w:customStyle="1" w:styleId="23">
     <w:name w:val="Título 6 Car"/>
     <w:basedOn w:val="11"/>
     <w:link w:val="7"/>
     <w:semiHidden/>
+    <w:qFormat/>
     <w:uiPriority w:val="9"/>
     <w:rPr>
       <w:rFonts w:eastAsiaTheme="majorEastAsia" w:cstheme="majorBidi"/>
@@ -2706,7 +3890,7 @@
       </w14:textFill>
     </w:rPr>
   </w:style>
-  <w:style w:type="character" w:customStyle="1" w:styleId="23">
+  <w:style w:type="character" w:customStyle="1" w:styleId="24">
     <w:name w:val="Título 7 Car"/>
     <w:basedOn w:val="11"/>
     <w:link w:val="8"/>
@@ -2725,7 +3909,7 @@
       </w14:textFill>
     </w:rPr>
   </w:style>
-  <w:style w:type="character" w:customStyle="1" w:styleId="24">
+  <w:style w:type="character" w:customStyle="1" w:styleId="25">
     <w:name w:val="Título 8 Car"/>
     <w:basedOn w:val="11"/>
     <w:link w:val="9"/>
@@ -2746,7 +3930,7 @@
       </w14:textFill>
     </w:rPr>
   </w:style>
-  <w:style w:type="character" w:customStyle="1" w:styleId="25">
+  <w:style w:type="character" w:customStyle="1" w:styleId="26">
     <w:name w:val="Título 9 Car"/>
     <w:basedOn w:val="11"/>
     <w:link w:val="10"/>
@@ -2765,10 +3949,11 @@
       </w14:textFill>
     </w:rPr>
   </w:style>
-  <w:style w:type="character" w:customStyle="1" w:styleId="26">
+  <w:style w:type="character" w:customStyle="1" w:styleId="27">
     <w:name w:val="Título Car"/>
     <w:basedOn w:val="11"/>
-    <w:link w:val="16"/>
+    <w:link w:val="17"/>
+    <w:qFormat/>
     <w:uiPriority w:val="10"/>
     <w:rPr>
       <w:rFonts w:asciiTheme="majorHAnsi" w:hAnsiTheme="majorHAnsi" w:eastAsiaTheme="majorEastAsia" w:cstheme="majorBidi"/>
@@ -2778,10 +3963,10 @@
       <w:szCs w:val="56"/>
     </w:rPr>
   </w:style>
-  <w:style w:type="character" w:customStyle="1" w:styleId="27">
+  <w:style w:type="character" w:customStyle="1" w:styleId="28">
     <w:name w:val="Subtítulo Car"/>
     <w:basedOn w:val="11"/>
-    <w:link w:val="15"/>
+    <w:link w:val="16"/>
     <w:uiPriority w:val="11"/>
     <w:rPr>
       <w:rFonts w:eastAsiaTheme="majorEastAsia" w:cstheme="majorBidi"/>
@@ -2799,11 +3984,11 @@
       </w14:textFill>
     </w:rPr>
   </w:style>
-  <w:style w:type="paragraph" w:styleId="28">
+  <w:style w:type="paragraph" w:styleId="29">
     <w:name w:val="Quote"/>
     <w:basedOn w:val="1"/>
     <w:next w:val="1"/>
-    <w:link w:val="29"/>
+    <w:link w:val="30"/>
     <w:qFormat/>
     <w:uiPriority w:val="29"/>
     <w:pPr>
@@ -2824,10 +4009,10 @@
       </w14:textFill>
     </w:rPr>
   </w:style>
-  <w:style w:type="character" w:customStyle="1" w:styleId="29">
+  <w:style w:type="character" w:customStyle="1" w:styleId="30">
     <w:name w:val="Cita Car"/>
     <w:basedOn w:val="11"/>
-    <w:link w:val="28"/>
+    <w:link w:val="29"/>
     <w:uiPriority w:val="29"/>
     <w:rPr>
       <w:i/>
@@ -2843,7 +4028,7 @@
       </w14:textFill>
     </w:rPr>
   </w:style>
-  <w:style w:type="paragraph" w:styleId="30">
+  <w:style w:type="paragraph" w:styleId="31">
     <w:name w:val="List Paragraph"/>
     <w:basedOn w:val="1"/>
     <w:qFormat/>
@@ -2853,7 +4038,7 @@
       <w:contextualSpacing/>
     </w:pPr>
   </w:style>
-  <w:style w:type="character" w:customStyle="1" w:styleId="31">
+  <w:style w:type="character" w:customStyle="1" w:styleId="32">
     <w:name w:val="Intense Emphasis"/>
     <w:basedOn w:val="11"/>
     <w:qFormat/>
@@ -2864,11 +4049,11 @@
       <w:color w:val="104862" w:themeColor="accent1" w:themeShade="BF"/>
     </w:rPr>
   </w:style>
-  <w:style w:type="paragraph" w:styleId="32">
+  <w:style w:type="paragraph" w:styleId="33">
     <w:name w:val="Intense Quote"/>
     <w:basedOn w:val="1"/>
     <w:next w:val="1"/>
-    <w:link w:val="33"/>
+    <w:link w:val="34"/>
     <w:qFormat/>
     <w:uiPriority w:val="30"/>
     <w:pPr>
@@ -2886,10 +4071,11 @@
       <w:color w:val="104862" w:themeColor="accent1" w:themeShade="BF"/>
     </w:rPr>
   </w:style>
-  <w:style w:type="character" w:customStyle="1" w:styleId="33">
+  <w:style w:type="character" w:customStyle="1" w:styleId="34">
     <w:name w:val="Cita destacada Car"/>
     <w:basedOn w:val="11"/>
-    <w:link w:val="32"/>
+    <w:link w:val="33"/>
+    <w:qFormat/>
     <w:uiPriority w:val="30"/>
     <w:rPr>
       <w:i/>
@@ -2897,7 +4083,7 @@
       <w:color w:val="104862" w:themeColor="accent1" w:themeShade="BF"/>
     </w:rPr>
   </w:style>
-  <w:style w:type="character" w:customStyle="1" w:styleId="34">
+  <w:style w:type="character" w:customStyle="1" w:styleId="35">
     <w:name w:val="Intense Reference"/>
     <w:basedOn w:val="11"/>
     <w:qFormat/>
@@ -2910,11 +4096,12 @@
       <w:spacing w:val="5"/>
     </w:rPr>
   </w:style>
-  <w:style w:type="character" w:customStyle="1" w:styleId="35">
+  <w:style w:type="character" w:customStyle="1" w:styleId="36">
     <w:name w:val="Unresolved Mention"/>
     <w:basedOn w:val="11"/>
     <w:semiHidden/>
     <w:unhideWhenUsed/>
+    <w:qFormat/>
     <w:uiPriority w:val="99"/>
     <w:rPr>
       <w:color w:val="605E5C"/>
